--- a/doc/fslapp/dr/FSLAPP_Admin_Guide.docx
+++ b/doc/fslapp/dr/FSLAPP_Admin_Guide.docx
@@ -20,7 +20,7 @@
           <w:color w:val="444444"/>
           <w:sz w:val="22"/>
         </w:rPr>
-        <w:t>Day-to-day operations · Configuration · Monitoring · Access management</w:t>
+        <w:t>Day-to-day operations · Configuration · Monitoring · Access management · Environment Variables</w:t>
       </w:r>
     </w:p>
     <w:p>
@@ -52,7 +52,7 @@
         <w:rPr>
           <w:sz w:val="22"/>
         </w:rPr>
-        <w:t>Bookmark these links. Every step in this guide references one of them directly.</w:t>
+        <w:t>Every step in this guide references one of these URLs. Bookmark them all.</w:t>
       </w:r>
     </w:p>
     <w:tbl>
@@ -62,13 +62,13 @@
         <w:tblLook w:firstColumn="1" w:firstRow="1" w:lastColumn="0" w:lastRow="0" w:noHBand="0" w:noVBand="1" w:val="04A0"/>
       </w:tblPr>
       <w:tblGrid>
-        <w:gridCol w:w="4703"/>
-        <w:gridCol w:w="4703"/>
+        <w:gridCol w:w="4986"/>
+        <w:gridCol w:w="4986"/>
       </w:tblGrid>
       <w:tr>
         <w:tc>
           <w:tcPr>
-            <w:tcW w:type="dxa" w:w="4703"/>
+            <w:tcW w:type="dxa" w:w="4986"/>
           </w:tcPr>
           <w:p>
             <w:r>
@@ -82,7 +82,7 @@
         </w:tc>
         <w:tc>
           <w:tcPr>
-            <w:tcW w:type="dxa" w:w="4703"/>
+            <w:tcW w:type="dxa" w:w="4986"/>
           </w:tcPr>
           <w:p>
             <w:r>
@@ -90,7 +90,7 @@
                 <w:b/>
                 <w:sz w:val="20"/>
               </w:rPr>
-              <w:t>Exact Azure Portal URL</w:t>
+              <w:t>Exact URL</w:t>
             </w:r>
           </w:p>
         </w:tc>
@@ -98,20 +98,20 @@
       <w:tr>
         <w:tc>
           <w:tcPr>
-            <w:tcW w:type="dxa" w:w="4703"/>
+            <w:tcW w:type="dxa" w:w="4986"/>
           </w:tcPr>
           <w:p>
             <w:r>
               <w:rPr>
                 <w:sz w:val="18"/>
               </w:rPr>
-              <w:t>FSLAPP — Live App</w:t>
+              <w:t>FSLAPP — Live Application</w:t>
             </w:r>
           </w:p>
         </w:tc>
         <w:tc>
           <w:tcPr>
-            <w:tcW w:type="dxa" w:w="4703"/>
+            <w:tcW w:type="dxa" w:w="4986"/>
           </w:tcPr>
           <w:p>
             <w:r>
@@ -126,20 +126,20 @@
       <w:tr>
         <w:tc>
           <w:tcPr>
-            <w:tcW w:type="dxa" w:w="4703"/>
+            <w:tcW w:type="dxa" w:w="4986"/>
           </w:tcPr>
           <w:p>
             <w:r>
               <w:rPr>
                 <w:sz w:val="18"/>
               </w:rPr>
-              <w:t>FSLAPP — Admin Health Panel</w:t>
+              <w:t>FSLAPP — Admin Health Panel (PIN required)</w:t>
             </w:r>
           </w:p>
         </w:tc>
         <w:tc>
           <w:tcPr>
-            <w:tcW w:type="dxa" w:w="4703"/>
+            <w:tcW w:type="dxa" w:w="4986"/>
           </w:tcPr>
           <w:p>
             <w:r>
@@ -154,20 +154,20 @@
       <w:tr>
         <w:tc>
           <w:tcPr>
-            <w:tcW w:type="dxa" w:w="4703"/>
+            <w:tcW w:type="dxa" w:w="4986"/>
           </w:tcPr>
           <w:p>
             <w:r>
               <w:rPr>
                 <w:sz w:val="18"/>
               </w:rPr>
-              <w:t>FSLAPP — App Service Overview</w:t>
+              <w:t>FSLAPP — App Service Overview (status, restart, plan)</w:t>
             </w:r>
           </w:p>
         </w:tc>
         <w:tc>
           <w:tcPr>
-            <w:tcW w:type="dxa" w:w="4703"/>
+            <w:tcW w:type="dxa" w:w="4986"/>
           </w:tcPr>
           <w:p>
             <w:r>
@@ -182,20 +182,20 @@
       <w:tr>
         <w:tc>
           <w:tcPr>
-            <w:tcW w:type="dxa" w:w="4703"/>
+            <w:tcW w:type="dxa" w:w="4986"/>
           </w:tcPr>
           <w:p>
             <w:r>
               <w:rPr>
                 <w:sz w:val="18"/>
               </w:rPr>
-              <w:t>FSLAPP — Environment Variables</w:t>
+              <w:t>FSLAPP — Environment Variables (API keys, config)</w:t>
             </w:r>
           </w:p>
         </w:tc>
         <w:tc>
           <w:tcPr>
-            <w:tcW w:type="dxa" w:w="4703"/>
+            <w:tcW w:type="dxa" w:w="4986"/>
           </w:tcPr>
           <w:p>
             <w:r>
@@ -210,20 +210,20 @@
       <w:tr>
         <w:tc>
           <w:tcPr>
-            <w:tcW w:type="dxa" w:w="4703"/>
+            <w:tcW w:type="dxa" w:w="4986"/>
           </w:tcPr>
           <w:p>
             <w:r>
               <w:rPr>
                 <w:sz w:val="18"/>
               </w:rPr>
-              <w:t>FSLAPP — Managed Identity</w:t>
+              <w:t>FSLAPP — Managed Identity (DB auth identity)</w:t>
             </w:r>
           </w:p>
         </w:tc>
         <w:tc>
           <w:tcPr>
-            <w:tcW w:type="dxa" w:w="4703"/>
+            <w:tcW w:type="dxa" w:w="4986"/>
           </w:tcPr>
           <w:p>
             <w:r>
@@ -238,20 +238,20 @@
       <w:tr>
         <w:tc>
           <w:tcPr>
-            <w:tcW w:type="dxa" w:w="4703"/>
+            <w:tcW w:type="dxa" w:w="4986"/>
           </w:tcPr>
           <w:p>
             <w:r>
               <w:rPr>
                 <w:sz w:val="18"/>
               </w:rPr>
-              <w:t>FSLAPP — Scale Up</w:t>
+              <w:t>FSLAPP — Scale Up (change VM tier)</w:t>
             </w:r>
           </w:p>
         </w:tc>
         <w:tc>
           <w:tcPr>
-            <w:tcW w:type="dxa" w:w="4703"/>
+            <w:tcW w:type="dxa" w:w="4986"/>
           </w:tcPr>
           <w:p>
             <w:r>
@@ -266,20 +266,20 @@
       <w:tr>
         <w:tc>
           <w:tcPr>
-            <w:tcW w:type="dxa" w:w="4703"/>
+            <w:tcW w:type="dxa" w:w="4986"/>
           </w:tcPr>
           <w:p>
             <w:r>
               <w:rPr>
                 <w:sz w:val="18"/>
               </w:rPr>
-              <w:t>FSLAPP — Scale Out</w:t>
+              <w:t>FSLAPP — Scale Out (add instances)</w:t>
             </w:r>
           </w:p>
         </w:tc>
         <w:tc>
           <w:tcPr>
-            <w:tcW w:type="dxa" w:w="4703"/>
+            <w:tcW w:type="dxa" w:w="4986"/>
           </w:tcPr>
           <w:p>
             <w:r>
@@ -294,20 +294,20 @@
       <w:tr>
         <w:tc>
           <w:tcPr>
-            <w:tcW w:type="dxa" w:w="4703"/>
+            <w:tcW w:type="dxa" w:w="4986"/>
           </w:tcPr>
           <w:p>
             <w:r>
               <w:rPr>
                 <w:sz w:val="18"/>
               </w:rPr>
-              <w:t>FSLAPP — Log Stream</w:t>
+              <w:t>FSLAPP — Log Stream (live app logs)</w:t>
             </w:r>
           </w:p>
         </w:tc>
         <w:tc>
           <w:tcPr>
-            <w:tcW w:type="dxa" w:w="4703"/>
+            <w:tcW w:type="dxa" w:w="4986"/>
           </w:tcPr>
           <w:p>
             <w:r>
@@ -322,20 +322,20 @@
       <w:tr>
         <w:tc>
           <w:tcPr>
-            <w:tcW w:type="dxa" w:w="4703"/>
+            <w:tcW w:type="dxa" w:w="4986"/>
           </w:tcPr>
           <w:p>
             <w:r>
               <w:rPr>
                 <w:sz w:val="18"/>
               </w:rPr>
-              <w:t>FSLAPP — Deployment Center</w:t>
+              <w:t>FSLAPP — Deployment Center (build history)</w:t>
             </w:r>
           </w:p>
         </w:tc>
         <w:tc>
           <w:tcPr>
-            <w:tcW w:type="dxa" w:w="4703"/>
+            <w:tcW w:type="dxa" w:w="4986"/>
           </w:tcPr>
           <w:p>
             <w:r>
@@ -350,20 +350,20 @@
       <w:tr>
         <w:tc>
           <w:tcPr>
-            <w:tcW w:type="dxa" w:w="4703"/>
+            <w:tcW w:type="dxa" w:w="4986"/>
           </w:tcPr>
           <w:p>
             <w:r>
               <w:rPr>
                 <w:sz w:val="18"/>
               </w:rPr>
-              <w:t>FSLAPP — Access Control (IAM)</w:t>
+              <w:t>FSLAPP — Access Control / IAM (who can admin)</w:t>
             </w:r>
           </w:p>
         </w:tc>
         <w:tc>
           <w:tcPr>
-            <w:tcW w:type="dxa" w:w="4703"/>
+            <w:tcW w:type="dxa" w:w="4986"/>
           </w:tcPr>
           <w:p>
             <w:r>
@@ -378,7 +378,7 @@
       <w:tr>
         <w:tc>
           <w:tcPr>
-            <w:tcW w:type="dxa" w:w="4703"/>
+            <w:tcW w:type="dxa" w:w="4986"/>
           </w:tcPr>
           <w:p>
             <w:r>
@@ -391,7 +391,7 @@
         </w:tc>
         <w:tc>
           <w:tcPr>
-            <w:tcW w:type="dxa" w:w="4703"/>
+            <w:tcW w:type="dxa" w:w="4986"/>
           </w:tcPr>
           <w:p>
             <w:r>
@@ -406,7 +406,7 @@
       <w:tr>
         <w:tc>
           <w:tcPr>
-            <w:tcW w:type="dxa" w:w="4703"/>
+            <w:tcW w:type="dxa" w:w="4986"/>
           </w:tcPr>
           <w:p>
             <w:r>
@@ -419,7 +419,7 @@
         </w:tc>
         <w:tc>
           <w:tcPr>
-            <w:tcW w:type="dxa" w:w="4703"/>
+            <w:tcW w:type="dxa" w:w="4986"/>
           </w:tcPr>
           <w:p>
             <w:r>
@@ -434,20 +434,20 @@
       <w:tr>
         <w:tc>
           <w:tcPr>
-            <w:tcW w:type="dxa" w:w="4703"/>
+            <w:tcW w:type="dxa" w:w="4986"/>
           </w:tcPr>
           <w:p>
             <w:r>
               <w:rPr>
                 <w:sz w:val="18"/>
               </w:rPr>
-              <w:t>FSLAPP DR — Live App</w:t>
+              <w:t>FSLAPP DR — Live Application</w:t>
             </w:r>
           </w:p>
         </w:tc>
         <w:tc>
           <w:tcPr>
-            <w:tcW w:type="dxa" w:w="4703"/>
+            <w:tcW w:type="dxa" w:w="4986"/>
           </w:tcPr>
           <w:p>
             <w:r>
@@ -462,20 +462,20 @@
       <w:tr>
         <w:tc>
           <w:tcPr>
-            <w:tcW w:type="dxa" w:w="4703"/>
+            <w:tcW w:type="dxa" w:w="4986"/>
           </w:tcPr>
           <w:p>
             <w:r>
               <w:rPr>
                 <w:sz w:val="18"/>
               </w:rPr>
-              <w:t>PostgreSQL Primary — Overview</w:t>
+              <w:t>PostgreSQL Primary — Overview (status, endpoint)</w:t>
             </w:r>
           </w:p>
         </w:tc>
         <w:tc>
           <w:tcPr>
-            <w:tcW w:type="dxa" w:w="4703"/>
+            <w:tcW w:type="dxa" w:w="4986"/>
           </w:tcPr>
           <w:p>
             <w:r>
@@ -490,20 +490,20 @@
       <w:tr>
         <w:tc>
           <w:tcPr>
-            <w:tcW w:type="dxa" w:w="4703"/>
+            <w:tcW w:type="dxa" w:w="4986"/>
           </w:tcPr>
           <w:p>
             <w:r>
               <w:rPr>
                 <w:sz w:val="18"/>
               </w:rPr>
-              <w:t>PostgreSQL Primary — Networking</w:t>
+              <w:t>PostgreSQL Primary — Networking (firewall rules)</w:t>
             </w:r>
           </w:p>
         </w:tc>
         <w:tc>
           <w:tcPr>
-            <w:tcW w:type="dxa" w:w="4703"/>
+            <w:tcW w:type="dxa" w:w="4986"/>
           </w:tcPr>
           <w:p>
             <w:r>
@@ -518,7 +518,7 @@
       <w:tr>
         <w:tc>
           <w:tcPr>
-            <w:tcW w:type="dxa" w:w="4703"/>
+            <w:tcW w:type="dxa" w:w="4986"/>
           </w:tcPr>
           <w:p>
             <w:r>
@@ -531,7 +531,7 @@
         </w:tc>
         <w:tc>
           <w:tcPr>
-            <w:tcW w:type="dxa" w:w="4703"/>
+            <w:tcW w:type="dxa" w:w="4986"/>
           </w:tcPr>
           <w:p>
             <w:r>
@@ -546,7 +546,7 @@
       <w:tr>
         <w:tc>
           <w:tcPr>
-            <w:tcW w:type="dxa" w:w="4703"/>
+            <w:tcW w:type="dxa" w:w="4986"/>
           </w:tcPr>
           <w:p>
             <w:r>
@@ -559,7 +559,7 @@
         </w:tc>
         <w:tc>
           <w:tcPr>
-            <w:tcW w:type="dxa" w:w="4703"/>
+            <w:tcW w:type="dxa" w:w="4986"/>
           </w:tcPr>
           <w:p>
             <w:r>
@@ -567,6 +567,230 @@
                 <w:sz w:val="18"/>
               </w:rPr>
               <w:t>https://portal.azure.com/#@nyaaa.com/resource/subscriptions/e287db16-b6ae-415e-bd52-41c8ec5a8f08/resourceGroups/rg-nlaaroubi-sbx-eus2-001/providers/Microsoft.DBforPostgreSQL/flexibleServers/fslapp-pg-dr/networking</w:t>
+            </w:r>
+          </w:p>
+        </w:tc>
+      </w:tr>
+      <w:tr>
+        <w:tc>
+          <w:tcPr>
+            <w:tcW w:type="dxa" w:w="4986"/>
+          </w:tcPr>
+          <w:p>
+            <w:r>
+              <w:rPr>
+                <w:sz w:val="18"/>
+              </w:rPr>
+              <w:t>Salesforce — Connected Apps Setup</w:t>
+            </w:r>
+          </w:p>
+        </w:tc>
+        <w:tc>
+          <w:tcPr>
+            <w:tcW w:type="dxa" w:w="4986"/>
+          </w:tcPr>
+          <w:p>
+            <w:r>
+              <w:rPr>
+                <w:sz w:val="18"/>
+              </w:rPr>
+              <w:t>https://aaawcny.lightning.force.com/lightning/setup/ConnectedApplication/home</w:t>
+            </w:r>
+          </w:p>
+        </w:tc>
+      </w:tr>
+      <w:tr>
+        <w:tc>
+          <w:tcPr>
+            <w:tcW w:type="dxa" w:w="4986"/>
+          </w:tcPr>
+          <w:p>
+            <w:r>
+              <w:rPr>
+                <w:sz w:val="18"/>
+              </w:rPr>
+              <w:t>Salesforce — User Management</w:t>
+            </w:r>
+          </w:p>
+        </w:tc>
+        <w:tc>
+          <w:tcPr>
+            <w:tcW w:type="dxa" w:w="4986"/>
+          </w:tcPr>
+          <w:p>
+            <w:r>
+              <w:rPr>
+                <w:sz w:val="18"/>
+              </w:rPr>
+              <w:t>https://aaawcny.lightning.force.com/lightning/setup/ManageUsers/home</w:t>
+            </w:r>
+          </w:p>
+        </w:tc>
+      </w:tr>
+      <w:tr>
+        <w:tc>
+          <w:tcPr>
+            <w:tcW w:type="dxa" w:w="4986"/>
+          </w:tcPr>
+          <w:p>
+            <w:r>
+              <w:rPr>
+                <w:sz w:val="18"/>
+              </w:rPr>
+              <w:t>Anthropic Console — API Keys</w:t>
+            </w:r>
+          </w:p>
+        </w:tc>
+        <w:tc>
+          <w:tcPr>
+            <w:tcW w:type="dxa" w:w="4986"/>
+          </w:tcPr>
+          <w:p>
+            <w:r>
+              <w:rPr>
+                <w:sz w:val="18"/>
+              </w:rPr>
+              <w:t>https://console.anthropic.com/settings/keys</w:t>
+            </w:r>
+          </w:p>
+        </w:tc>
+      </w:tr>
+      <w:tr>
+        <w:tc>
+          <w:tcPr>
+            <w:tcW w:type="dxa" w:w="4986"/>
+          </w:tcPr>
+          <w:p>
+            <w:r>
+              <w:rPr>
+                <w:sz w:val="18"/>
+              </w:rPr>
+              <w:t>OpenAI Platform — API Keys</w:t>
+            </w:r>
+          </w:p>
+        </w:tc>
+        <w:tc>
+          <w:tcPr>
+            <w:tcW w:type="dxa" w:w="4986"/>
+          </w:tcPr>
+          <w:p>
+            <w:r>
+              <w:rPr>
+                <w:sz w:val="18"/>
+              </w:rPr>
+              <w:t>https://platform.openai.com/api-keys</w:t>
+            </w:r>
+          </w:p>
+        </w:tc>
+      </w:tr>
+      <w:tr>
+        <w:tc>
+          <w:tcPr>
+            <w:tcW w:type="dxa" w:w="4986"/>
+          </w:tcPr>
+          <w:p>
+            <w:r>
+              <w:rPr>
+                <w:sz w:val="18"/>
+              </w:rPr>
+              <w:t>Google AI Studio — API Keys</w:t>
+            </w:r>
+          </w:p>
+        </w:tc>
+        <w:tc>
+          <w:tcPr>
+            <w:tcW w:type="dxa" w:w="4986"/>
+          </w:tcPr>
+          <w:p>
+            <w:r>
+              <w:rPr>
+                <w:sz w:val="18"/>
+              </w:rPr>
+              <w:t>https://aistudio.google.com/app/apikey</w:t>
+            </w:r>
+          </w:p>
+        </w:tc>
+      </w:tr>
+      <w:tr>
+        <w:tc>
+          <w:tcPr>
+            <w:tcW w:type="dxa" w:w="4986"/>
+          </w:tcPr>
+          <w:p>
+            <w:r>
+              <w:rPr>
+                <w:sz w:val="18"/>
+              </w:rPr>
+              <w:t>Google Cloud Console — Maps API Keys</w:t>
+            </w:r>
+          </w:p>
+        </w:tc>
+        <w:tc>
+          <w:tcPr>
+            <w:tcW w:type="dxa" w:w="4986"/>
+          </w:tcPr>
+          <w:p>
+            <w:r>
+              <w:rPr>
+                <w:sz w:val="18"/>
+              </w:rPr>
+              <w:t>https://console.cloud.google.com/apis/credentials</w:t>
+            </w:r>
+          </w:p>
+        </w:tc>
+      </w:tr>
+      <w:tr>
+        <w:tc>
+          <w:tcPr>
+            <w:tcW w:type="dxa" w:w="4986"/>
+          </w:tcPr>
+          <w:p>
+            <w:r>
+              <w:rPr>
+                <w:sz w:val="18"/>
+              </w:rPr>
+              <w:t>GitHub — Personal Access Tokens</w:t>
+            </w:r>
+          </w:p>
+        </w:tc>
+        <w:tc>
+          <w:tcPr>
+            <w:tcW w:type="dxa" w:w="4986"/>
+          </w:tcPr>
+          <w:p>
+            <w:r>
+              <w:rPr>
+                <w:sz w:val="18"/>
+              </w:rPr>
+              <w:t>https://github.com/settings/tokens</w:t>
+            </w:r>
+          </w:p>
+        </w:tc>
+      </w:tr>
+      <w:tr>
+        <w:tc>
+          <w:tcPr>
+            <w:tcW w:type="dxa" w:w="4986"/>
+          </w:tcPr>
+          <w:p>
+            <w:r>
+              <w:rPr>
+                <w:sz w:val="18"/>
+              </w:rPr>
+              <w:t>AgentMail — Settings &amp; API Keys</w:t>
+            </w:r>
+          </w:p>
+        </w:tc>
+        <w:tc>
+          <w:tcPr>
+            <w:tcW w:type="dxa" w:w="4986"/>
+          </w:tcPr>
+          <w:p>
+            <w:r>
+              <w:rPr>
+                <w:sz w:val="18"/>
+              </w:rPr>
+              <w:t>https://agentmail.to/settings</w:t>
             </w:r>
           </w:p>
         </w:tc>
@@ -587,7 +811,7 @@
         <w:rPr>
           <w:sz w:val="22"/>
         </w:rPr>
-        <w:t>FSLAPP is a FastAPI/Python 3.13 app on Azure App Service (Canada Central, P1v3 Premium). It reads from a shared PostgreSQL 16 database in East US 2 using Azure Entra Managed Identity — no passwords stored anywhere. A full DR standby exists in West US 2.</w:t>
+        <w:t>FSLAPP is a FastAPI / Python 3.13 app on Azure App Service (Canada Central, P1v3 Premium). It connects to PostgreSQL 16 in East US 2 using Azure Entra Managed Identity — no passwords stored anywhere. A full DR standby exists in West US 2.</w:t>
       </w:r>
     </w:p>
     <w:p>
@@ -635,7 +859,7 @@
           <w:i/>
           <w:sz w:val="18"/>
         </w:rPr>
-        <w:t>Figure 1 — FSLAPP Azure DR Infrastructure (all regions, services, and admin URLs)</w:t>
+        <w:t>Figure 1 — FSLAPP Azure DR Infrastructure</w:t>
       </w:r>
     </w:p>
     <w:p>
@@ -654,15 +878,15 @@
         <w:tblLook w:firstColumn="1" w:firstRow="1" w:lastColumn="0" w:lastRow="0" w:noHBand="0" w:noVBand="1" w:val="04A0"/>
       </w:tblPr>
       <w:tblGrid>
-        <w:gridCol w:w="2351"/>
-        <w:gridCol w:w="2351"/>
-        <w:gridCol w:w="2351"/>
-        <w:gridCol w:w="2351"/>
+        <w:gridCol w:w="2493"/>
+        <w:gridCol w:w="2493"/>
+        <w:gridCol w:w="2493"/>
+        <w:gridCol w:w="2493"/>
       </w:tblGrid>
       <w:tr>
         <w:tc>
           <w:tcPr>
-            <w:tcW w:type="dxa" w:w="2351"/>
+            <w:tcW w:type="dxa" w:w="2493"/>
           </w:tcPr>
           <w:p>
             <w:r>
@@ -676,7 +900,7 @@
         </w:tc>
         <w:tc>
           <w:tcPr>
-            <w:tcW w:type="dxa" w:w="2351"/>
+            <w:tcW w:type="dxa" w:w="2493"/>
           </w:tcPr>
           <w:p>
             <w:r>
@@ -690,7 +914,7 @@
         </w:tc>
         <w:tc>
           <w:tcPr>
-            <w:tcW w:type="dxa" w:w="2351"/>
+            <w:tcW w:type="dxa" w:w="2493"/>
           </w:tcPr>
           <w:p>
             <w:r>
@@ -704,7 +928,7 @@
         </w:tc>
         <w:tc>
           <w:tcPr>
-            <w:tcW w:type="dxa" w:w="2351"/>
+            <w:tcW w:type="dxa" w:w="2493"/>
           </w:tcPr>
           <w:p>
             <w:r>
@@ -720,7 +944,7 @@
       <w:tr>
         <w:tc>
           <w:tcPr>
-            <w:tcW w:type="dxa" w:w="2351"/>
+            <w:tcW w:type="dxa" w:w="2493"/>
           </w:tcPr>
           <w:p>
             <w:r>
@@ -733,20 +957,20 @@
         </w:tc>
         <w:tc>
           <w:tcPr>
-            <w:tcW w:type="dxa" w:w="2351"/>
+            <w:tcW w:type="dxa" w:w="2493"/>
           </w:tcPr>
           <w:p>
             <w:r>
               <w:rPr>
                 <w:sz w:val="20"/>
               </w:rPr>
-              <w:t>App Service (primary)</w:t>
+              <w:t>App Service PRIMARY</w:t>
             </w:r>
           </w:p>
         </w:tc>
         <w:tc>
           <w:tcPr>
-            <w:tcW w:type="dxa" w:w="2351"/>
+            <w:tcW w:type="dxa" w:w="2493"/>
           </w:tcPr>
           <w:p>
             <w:r>
@@ -759,7 +983,7 @@
         </w:tc>
         <w:tc>
           <w:tcPr>
-            <w:tcW w:type="dxa" w:w="2351"/>
+            <w:tcW w:type="dxa" w:w="2493"/>
           </w:tcPr>
           <w:p>
             <w:r>
@@ -774,7 +998,7 @@
       <w:tr>
         <w:tc>
           <w:tcPr>
-            <w:tcW w:type="dxa" w:w="2351"/>
+            <w:tcW w:type="dxa" w:w="2493"/>
           </w:tcPr>
           <w:p>
             <w:r>
@@ -787,20 +1011,20 @@
         </w:tc>
         <w:tc>
           <w:tcPr>
-            <w:tcW w:type="dxa" w:w="2351"/>
+            <w:tcW w:type="dxa" w:w="2493"/>
           </w:tcPr>
           <w:p>
             <w:r>
               <w:rPr>
                 <w:sz w:val="20"/>
               </w:rPr>
-              <w:t>App Service (DR)</w:t>
+              <w:t>App Service DR</w:t>
             </w:r>
           </w:p>
         </w:tc>
         <w:tc>
           <w:tcPr>
-            <w:tcW w:type="dxa" w:w="2351"/>
+            <w:tcW w:type="dxa" w:w="2493"/>
           </w:tcPr>
           <w:p>
             <w:r>
@@ -813,7 +1037,7 @@
         </w:tc>
         <w:tc>
           <w:tcPr>
-            <w:tcW w:type="dxa" w:w="2351"/>
+            <w:tcW w:type="dxa" w:w="2493"/>
           </w:tcPr>
           <w:p>
             <w:r>
@@ -828,7 +1052,7 @@
       <w:tr>
         <w:tc>
           <w:tcPr>
-            <w:tcW w:type="dxa" w:w="2351"/>
+            <w:tcW w:type="dxa" w:w="2493"/>
           </w:tcPr>
           <w:p>
             <w:r>
@@ -841,20 +1065,20 @@
         </w:tc>
         <w:tc>
           <w:tcPr>
-            <w:tcW w:type="dxa" w:w="2351"/>
+            <w:tcW w:type="dxa" w:w="2493"/>
           </w:tcPr>
           <w:p>
             <w:r>
               <w:rPr>
                 <w:sz w:val="20"/>
               </w:rPr>
-              <w:t>PostgreSQL Flexible (primary)</w:t>
+              <w:t>PostgreSQL PRIMARY</w:t>
             </w:r>
           </w:p>
         </w:tc>
         <w:tc>
           <w:tcPr>
-            <w:tcW w:type="dxa" w:w="2351"/>
+            <w:tcW w:type="dxa" w:w="2493"/>
           </w:tcPr>
           <w:p>
             <w:r>
@@ -867,7 +1091,7 @@
         </w:tc>
         <w:tc>
           <w:tcPr>
-            <w:tcW w:type="dxa" w:w="2351"/>
+            <w:tcW w:type="dxa" w:w="2493"/>
           </w:tcPr>
           <w:p>
             <w:r>
@@ -882,7 +1106,7 @@
       <w:tr>
         <w:tc>
           <w:tcPr>
-            <w:tcW w:type="dxa" w:w="2351"/>
+            <w:tcW w:type="dxa" w:w="2493"/>
           </w:tcPr>
           <w:p>
             <w:r>
@@ -895,20 +1119,20 @@
         </w:tc>
         <w:tc>
           <w:tcPr>
-            <w:tcW w:type="dxa" w:w="2351"/>
+            <w:tcW w:type="dxa" w:w="2493"/>
           </w:tcPr>
           <w:p>
             <w:r>
               <w:rPr>
                 <w:sz w:val="20"/>
               </w:rPr>
-              <w:t>PostgreSQL Flexible (DR)</w:t>
+              <w:t>PostgreSQL DR</w:t>
             </w:r>
           </w:p>
         </w:tc>
         <w:tc>
           <w:tcPr>
-            <w:tcW w:type="dxa" w:w="2351"/>
+            <w:tcW w:type="dxa" w:w="2493"/>
           </w:tcPr>
           <w:p>
             <w:r>
@@ -921,7 +1145,7 @@
         </w:tc>
         <w:tc>
           <w:tcPr>
-            <w:tcW w:type="dxa" w:w="2351"/>
+            <w:tcW w:type="dxa" w:w="2493"/>
           </w:tcPr>
           <w:p>
             <w:r>
@@ -958,14 +1182,6 @@
       </w:r>
     </w:p>
     <w:p>
-      <w:r>
-        <w:rPr>
-          <w:sz w:val="22"/>
-        </w:rPr>
-        <w:t>The Overview page shows live status, URL, plan tier, and recent deployment info.</w:t>
-      </w:r>
-    </w:p>
-    <w:p>
       <w:pPr>
         <w:pStyle w:val="ListNumber"/>
       </w:pPr>
@@ -992,7 +1208,7 @@
         <w:rPr>
           <w:sz w:val="22"/>
         </w:rPr>
-        <w:t>Status field = Running  (green dot). If Stopped, click Start in the top toolbar.</w:t>
+        <w:t>Status = Running (green). If Stopped → click Start in the top toolbar.</w:t>
       </w:r>
     </w:p>
     <w:p>
@@ -1003,7 +1219,7 @@
         <w:rPr>
           <w:sz w:val="22"/>
         </w:rPr>
-        <w:t>Default domain = fslapp-nyaaa.azurewebsites.net  — click Browse to open the app.</w:t>
+        <w:t>Runtime status = Healthy confirms the Python process is responding.</w:t>
       </w:r>
     </w:p>
     <w:p>
@@ -1014,7 +1230,7 @@
         <w:rPr>
           <w:sz w:val="22"/>
         </w:rPr>
-        <w:t>Runtime status = Healthy confirms the app process is up and responding.</w:t>
+        <w:t>Default domain: fslapp-nyaaa.azurewebsites.net — click Browse to open the app.</w:t>
       </w:r>
     </w:p>
     <w:p>
@@ -1063,7 +1279,7 @@
           <w:color w:val="555555"/>
           <w:sz w:val="18"/>
         </w:rPr>
-        <w:t>App Service Overview — Status: Running, P1v3 Premium, Canada Central, Python 3.13, Virtual IP: 20.48.202.168</w:t>
+        <w:t>App Service Overview — Status: Running, P1v3 Premium, Canada Central, Python 3.13</w:t>
       </w:r>
     </w:p>
     <w:p>
@@ -1107,7 +1323,7 @@
         <w:rPr>
           <w:sz w:val="22"/>
         </w:rPr>
-        <w:t xml:space="preserve">  →  click Restart in the top toolbar</w:t>
+        <w:t xml:space="preserve">  →  → click Restart in the top toolbar → confirm dialog</w:t>
       </w:r>
     </w:p>
     <w:p>
@@ -1118,18 +1334,7 @@
         <w:rPr>
           <w:sz w:val="22"/>
         </w:rPr>
-        <w:t>Confirm the dialog. Wait 30 seconds.</w:t>
-      </w:r>
-    </w:p>
-    <w:p>
-      <w:pPr>
-        <w:pStyle w:val="ListNumber"/>
-      </w:pPr>
-      <w:r>
-        <w:rPr>
-          <w:sz w:val="22"/>
-        </w:rPr>
-        <w:t xml:space="preserve">Verify: </w:t>
+        <w:t xml:space="preserve">Verify after 30s: </w:t>
       </w:r>
       <w:r>
         <w:rPr>
@@ -1143,7 +1348,7 @@
         <w:rPr>
           <w:sz w:val="22"/>
         </w:rPr>
-        <w:t xml:space="preserve">  →  — page should load within 30s</w:t>
+        <w:t xml:space="preserve">  →  — page should load normally</w:t>
       </w:r>
     </w:p>
     <w:p>
@@ -1160,7 +1365,7 @@
         <w:rPr>
           <w:sz w:val="22"/>
         </w:rPr>
-        <w:t>All secrets and configuration are stored as App Settings. Values are hidden by default — click 'Show value' to reveal. Clicking Apply restarts the app automatically.</w:t>
+        <w:t>All secrets and configuration live here as App Settings. Values are hidden by default — click the variable name to reveal and edit. Every change triggers an automatic app restart (~15 seconds downtime).</w:t>
       </w:r>
     </w:p>
     <w:p>
@@ -1190,7 +1395,7 @@
         <w:rPr>
           <w:sz w:val="22"/>
         </w:rPr>
-        <w:t>To ADD a variable: click + Add → enter Name and Value → click Apply</w:t>
+        <w:t>ADD: click + Add  →  enter Name and Value  →  click Apply</w:t>
       </w:r>
     </w:p>
     <w:p>
@@ -1201,7 +1406,7 @@
         <w:rPr>
           <w:sz w:val="22"/>
         </w:rPr>
-        <w:t>To EDIT a variable: click its name → change Value → click Apply</w:t>
+        <w:t>EDIT: click the variable name  →  change Value  →  click Apply</w:t>
       </w:r>
     </w:p>
     <w:p>
@@ -1212,18 +1417,7 @@
         <w:rPr>
           <w:sz w:val="22"/>
         </w:rPr>
-        <w:t>To DELETE a variable: click the trash icon on the right → click Apply</w:t>
-      </w:r>
-    </w:p>
-    <w:p>
-      <w:pPr>
-        <w:pStyle w:val="ListNumber"/>
-      </w:pPr>
-      <w:r>
-        <w:rPr>
-          <w:sz w:val="22"/>
-        </w:rPr>
-        <w:t>Click Apply at the bottom bar — the app restarts in ~15 seconds</w:t>
+        <w:t>DELETE: click the trash icon on the right  →  click Apply</w:t>
       </w:r>
     </w:p>
     <w:p>
@@ -1233,7 +1427,7 @@
           <w:color w:val="FF8C00"/>
           <w:sz w:val="20"/>
         </w:rPr>
-        <w:t>⚠  After changing FSLAPP_PG_HOST or FSLAPP_PG_DR_HOST, verify the DB is healthy:</w:t>
+        <w:t>⚠  After changing any FSLAPP_PG_HOST or FSLAPP_PG_DR_HOST, verify DB health:</w:t>
       </w:r>
     </w:p>
     <w:p>
@@ -1258,7 +1452,7 @@
         <w:rPr>
           <w:sz w:val="22"/>
         </w:rPr>
-        <w:t xml:space="preserve">  →  → System Health tab → PostgreSQL = green</w:t>
+        <w:t xml:space="preserve">  →  → System Health tab → PostgreSQL row = green</w:t>
       </w:r>
     </w:p>
     <w:p>
@@ -1307,7 +1501,7 @@
           <w:color w:val="555555"/>
           <w:sz w:val="18"/>
         </w:rPr>
-        <w:t>Environment Variables → App settings: all API keys and config. Values hidden. Click variable name to edit.</w:t>
+        <w:t>Environment Variables → App settings. Values hidden until you click the variable name.</w:t>
       </w:r>
     </w:p>
     <w:p>
@@ -1361,618 +1555,11 @@
     </w:p>
     <w:p>
       <w:pPr>
-        <w:pStyle w:val="Heading3"/>
-        <w:jc w:val="left"/>
-      </w:pPr>
-      <w:r>
-        <w:t>Key Environment Variables Reference</w:t>
-      </w:r>
-    </w:p>
-    <w:tbl>
-      <w:tblPr>
-        <w:tblStyle w:val="LightShading-Accent1"/>
-        <w:tblW w:type="auto" w:w="0"/>
-        <w:tblLook w:firstColumn="1" w:firstRow="1" w:lastColumn="0" w:lastRow="0" w:noHBand="0" w:noVBand="1" w:val="04A0"/>
-      </w:tblPr>
-      <w:tblGrid>
-        <w:gridCol w:w="3135"/>
-        <w:gridCol w:w="3135"/>
-        <w:gridCol w:w="3135"/>
-      </w:tblGrid>
-      <w:tr>
-        <w:tc>
-          <w:tcPr>
-            <w:tcW w:type="dxa" w:w="3135"/>
-          </w:tcPr>
-          <w:p>
-            <w:r>
-              <w:rPr>
-                <w:b/>
-                <w:sz w:val="18"/>
-              </w:rPr>
-              <w:t>Variable</w:t>
-            </w:r>
-          </w:p>
-        </w:tc>
-        <w:tc>
-          <w:tcPr>
-            <w:tcW w:type="dxa" w:w="3135"/>
-          </w:tcPr>
-          <w:p>
-            <w:r>
-              <w:rPr>
-                <w:b/>
-                <w:sz w:val="18"/>
-              </w:rPr>
-              <w:t>Purpose</w:t>
-            </w:r>
-          </w:p>
-        </w:tc>
-        <w:tc>
-          <w:tcPr>
-            <w:tcW w:type="dxa" w:w="3135"/>
-          </w:tcPr>
-          <w:p>
-            <w:r>
-              <w:rPr>
-                <w:b/>
-                <w:sz w:val="18"/>
-              </w:rPr>
-              <w:t>Where to get the value</w:t>
-            </w:r>
-          </w:p>
-        </w:tc>
-      </w:tr>
-      <w:tr>
-        <w:tc>
-          <w:tcPr>
-            <w:tcW w:type="dxa" w:w="3135"/>
-          </w:tcPr>
-          <w:p>
-            <w:r>
-              <w:rPr>
-                <w:sz w:val="18"/>
-              </w:rPr>
-              <w:t>FSLAPP_PG_HOST</w:t>
-            </w:r>
-          </w:p>
-        </w:tc>
-        <w:tc>
-          <w:tcPr>
-            <w:tcW w:type="dxa" w:w="3135"/>
-          </w:tcPr>
-          <w:p>
-            <w:r>
-              <w:rPr>
-                <w:sz w:val="18"/>
-              </w:rPr>
-              <w:t>Primary PostgreSQL hostname</w:t>
-            </w:r>
-          </w:p>
-        </w:tc>
-        <w:tc>
-          <w:tcPr>
-            <w:tcW w:type="dxa" w:w="3135"/>
-          </w:tcPr>
-          <w:p>
-            <w:r>
-              <w:rPr>
-                <w:sz w:val="18"/>
-              </w:rPr>
-              <w:t>https://portal.azure.com/#@nyaaa.com/resource/subscriptions/e287db16-b6ae-415e-bd52-41c8ec5a8f08/resourceGroups/rg-nlaaroubi-sbx-eus2-001/providers/Microsoft.DBforPostgreSQL/flexibleServers/fslapp-pg/overview → Endpoint</w:t>
-            </w:r>
-          </w:p>
-        </w:tc>
-      </w:tr>
-      <w:tr>
-        <w:tc>
-          <w:tcPr>
-            <w:tcW w:type="dxa" w:w="3135"/>
-          </w:tcPr>
-          <w:p>
-            <w:r>
-              <w:rPr>
-                <w:sz w:val="18"/>
-              </w:rPr>
-              <w:t>FSLAPP_PG_DR_HOST</w:t>
-            </w:r>
-          </w:p>
-        </w:tc>
-        <w:tc>
-          <w:tcPr>
-            <w:tcW w:type="dxa" w:w="3135"/>
-          </w:tcPr>
-          <w:p>
-            <w:r>
-              <w:rPr>
-                <w:sz w:val="18"/>
-              </w:rPr>
-              <w:t>DR PostgreSQL hostname</w:t>
-            </w:r>
-          </w:p>
-        </w:tc>
-        <w:tc>
-          <w:tcPr>
-            <w:tcW w:type="dxa" w:w="3135"/>
-          </w:tcPr>
-          <w:p>
-            <w:r>
-              <w:rPr>
-                <w:sz w:val="18"/>
-              </w:rPr>
-              <w:t>https://portal.azure.com/#@nyaaa.com/resource/subscriptions/e287db16-b6ae-415e-bd52-41c8ec5a8f08/resourceGroups/rg-nlaaroubi-sbx-eus2-001/providers/Microsoft.DBforPostgreSQL/flexibleServers/fslapp-pg-dr/overview → Endpoint</w:t>
-            </w:r>
-          </w:p>
-        </w:tc>
-      </w:tr>
-      <w:tr>
-        <w:tc>
-          <w:tcPr>
-            <w:tcW w:type="dxa" w:w="3135"/>
-          </w:tcPr>
-          <w:p>
-            <w:r>
-              <w:rPr>
-                <w:sz w:val="18"/>
-              </w:rPr>
-              <w:t>FSLAPP_PG_DATABASE</w:t>
-            </w:r>
-          </w:p>
-        </w:tc>
-        <w:tc>
-          <w:tcPr>
-            <w:tcW w:type="dxa" w:w="3135"/>
-          </w:tcPr>
-          <w:p>
-            <w:r>
-              <w:rPr>
-                <w:sz w:val="18"/>
-              </w:rPr>
-              <w:t>Database name</w:t>
-            </w:r>
-          </w:p>
-        </w:tc>
-        <w:tc>
-          <w:tcPr>
-            <w:tcW w:type="dxa" w:w="3135"/>
-          </w:tcPr>
-          <w:p>
-            <w:r>
-              <w:rPr>
-                <w:sz w:val="18"/>
-              </w:rPr>
-              <w:t>Fixed value: fslapp</w:t>
-            </w:r>
-          </w:p>
-        </w:tc>
-      </w:tr>
-      <w:tr>
-        <w:tc>
-          <w:tcPr>
-            <w:tcW w:type="dxa" w:w="3135"/>
-          </w:tcPr>
-          <w:p>
-            <w:r>
-              <w:rPr>
-                <w:sz w:val="18"/>
-              </w:rPr>
-              <w:t>FSLAPP_PG_USER</w:t>
-            </w:r>
-          </w:p>
-        </w:tc>
-        <w:tc>
-          <w:tcPr>
-            <w:tcW w:type="dxa" w:w="3135"/>
-          </w:tcPr>
-          <w:p>
-            <w:r>
-              <w:rPr>
-                <w:sz w:val="18"/>
-              </w:rPr>
-              <w:t>Managed Identity login</w:t>
-            </w:r>
-          </w:p>
-        </w:tc>
-        <w:tc>
-          <w:tcPr>
-            <w:tcW w:type="dxa" w:w="3135"/>
-          </w:tcPr>
-          <w:p>
-            <w:r>
-              <w:rPr>
-                <w:sz w:val="18"/>
-              </w:rPr>
-              <w:t>fslapp-nyaaa (Entra format)</w:t>
-            </w:r>
-          </w:p>
-        </w:tc>
-      </w:tr>
-      <w:tr>
-        <w:tc>
-          <w:tcPr>
-            <w:tcW w:type="dxa" w:w="3135"/>
-          </w:tcPr>
-          <w:p>
-            <w:r>
-              <w:rPr>
-                <w:sz w:val="18"/>
-              </w:rPr>
-              <w:t>FSLAPP_PG_AUTH</w:t>
-            </w:r>
-          </w:p>
-        </w:tc>
-        <w:tc>
-          <w:tcPr>
-            <w:tcW w:type="dxa" w:w="3135"/>
-          </w:tcPr>
-          <w:p>
-            <w:r>
-              <w:rPr>
-                <w:sz w:val="18"/>
-              </w:rPr>
-              <w:t>Auth method</w:t>
-            </w:r>
-          </w:p>
-        </w:tc>
-        <w:tc>
-          <w:tcPr>
-            <w:tcW w:type="dxa" w:w="3135"/>
-          </w:tcPr>
-          <w:p>
-            <w:r>
-              <w:rPr>
-                <w:sz w:val="18"/>
-              </w:rPr>
-              <w:t>Fixed value: entra</w:t>
-            </w:r>
-          </w:p>
-        </w:tc>
-      </w:tr>
-      <w:tr>
-        <w:tc>
-          <w:tcPr>
-            <w:tcW w:type="dxa" w:w="3135"/>
-          </w:tcPr>
-          <w:p>
-            <w:r>
-              <w:rPr>
-                <w:sz w:val="18"/>
-              </w:rPr>
-              <w:t>ADMIN_PIN</w:t>
-            </w:r>
-          </w:p>
-        </w:tc>
-        <w:tc>
-          <w:tcPr>
-            <w:tcW w:type="dxa" w:w="3135"/>
-          </w:tcPr>
-          <w:p>
-            <w:r>
-              <w:rPr>
-                <w:sz w:val="18"/>
-              </w:rPr>
-              <w:t>Admin panel 4-digit PIN</w:t>
-            </w:r>
-          </w:p>
-        </w:tc>
-        <w:tc>
-          <w:tcPr>
-            <w:tcW w:type="dxa" w:w="3135"/>
-          </w:tcPr>
-          <w:p>
-            <w:r>
-              <w:rPr>
-                <w:sz w:val="18"/>
-              </w:rPr>
-              <w:t>Set by admin — keep in 1Password</w:t>
-            </w:r>
-          </w:p>
-        </w:tc>
-      </w:tr>
-      <w:tr>
-        <w:tc>
-          <w:tcPr>
-            <w:tcW w:type="dxa" w:w="3135"/>
-          </w:tcPr>
-          <w:p>
-            <w:r>
-              <w:rPr>
-                <w:sz w:val="18"/>
-              </w:rPr>
-              <w:t>ANTHROPIC_API_KEY</w:t>
-            </w:r>
-          </w:p>
-        </w:tc>
-        <w:tc>
-          <w:tcPr>
-            <w:tcW w:type="dxa" w:w="3135"/>
-          </w:tcPr>
-          <w:p>
-            <w:r>
-              <w:rPr>
-                <w:sz w:val="18"/>
-              </w:rPr>
-              <w:t>Claude Sonnet 4.6 API</w:t>
-            </w:r>
-          </w:p>
-        </w:tc>
-        <w:tc>
-          <w:tcPr>
-            <w:tcW w:type="dxa" w:w="3135"/>
-          </w:tcPr>
-          <w:p>
-            <w:r>
-              <w:rPr>
-                <w:sz w:val="18"/>
-              </w:rPr>
-              <w:t>https://console.anthropic.com → API Keys</w:t>
-            </w:r>
-          </w:p>
-        </w:tc>
-      </w:tr>
-      <w:tr>
-        <w:tc>
-          <w:tcPr>
-            <w:tcW w:type="dxa" w:w="3135"/>
-          </w:tcPr>
-          <w:p>
-            <w:r>
-              <w:rPr>
-                <w:sz w:val="18"/>
-              </w:rPr>
-              <w:t>OPENAI_API_KEY</w:t>
-            </w:r>
-          </w:p>
-        </w:tc>
-        <w:tc>
-          <w:tcPr>
-            <w:tcW w:type="dxa" w:w="3135"/>
-          </w:tcPr>
-          <w:p>
-            <w:r>
-              <w:rPr>
-                <w:sz w:val="18"/>
-              </w:rPr>
-              <w:t>GPT-4o API key</w:t>
-            </w:r>
-          </w:p>
-        </w:tc>
-        <w:tc>
-          <w:tcPr>
-            <w:tcW w:type="dxa" w:w="3135"/>
-          </w:tcPr>
-          <w:p>
-            <w:r>
-              <w:rPr>
-                <w:sz w:val="18"/>
-              </w:rPr>
-              <w:t>https://platform.openai.com/api-keys</w:t>
-            </w:r>
-          </w:p>
-        </w:tc>
-      </w:tr>
-      <w:tr>
-        <w:tc>
-          <w:tcPr>
-            <w:tcW w:type="dxa" w:w="3135"/>
-          </w:tcPr>
-          <w:p>
-            <w:r>
-              <w:rPr>
-                <w:sz w:val="18"/>
-              </w:rPr>
-              <w:t>GOOGLE_AI_API_KEY</w:t>
-            </w:r>
-          </w:p>
-        </w:tc>
-        <w:tc>
-          <w:tcPr>
-            <w:tcW w:type="dxa" w:w="3135"/>
-          </w:tcPr>
-          <w:p>
-            <w:r>
-              <w:rPr>
-                <w:sz w:val="18"/>
-              </w:rPr>
-              <w:t>Gemini API key</w:t>
-            </w:r>
-          </w:p>
-        </w:tc>
-        <w:tc>
-          <w:tcPr>
-            <w:tcW w:type="dxa" w:w="3135"/>
-          </w:tcPr>
-          <w:p>
-            <w:r>
-              <w:rPr>
-                <w:sz w:val="18"/>
-              </w:rPr>
-              <w:t>https://aistudio.google.com → API Keys</w:t>
-            </w:r>
-          </w:p>
-        </w:tc>
-      </w:tr>
-      <w:tr>
-        <w:tc>
-          <w:tcPr>
-            <w:tcW w:type="dxa" w:w="3135"/>
-          </w:tcPr>
-          <w:p>
-            <w:r>
-              <w:rPr>
-                <w:sz w:val="18"/>
-              </w:rPr>
-              <w:t>GOOGLE_MAPS_API_KEY</w:t>
-            </w:r>
-          </w:p>
-        </w:tc>
-        <w:tc>
-          <w:tcPr>
-            <w:tcW w:type="dxa" w:w="3135"/>
-          </w:tcPr>
-          <w:p>
-            <w:r>
-              <w:rPr>
-                <w:sz w:val="18"/>
-              </w:rPr>
-              <w:t>Maps / geocoding</w:t>
-            </w:r>
-          </w:p>
-        </w:tc>
-        <w:tc>
-          <w:tcPr>
-            <w:tcW w:type="dxa" w:w="3135"/>
-          </w:tcPr>
-          <w:p>
-            <w:r>
-              <w:rPr>
-                <w:sz w:val="18"/>
-              </w:rPr>
-              <w:t>https://console.cloud.google.com → APIs</w:t>
-            </w:r>
-          </w:p>
-        </w:tc>
-      </w:tr>
-      <w:tr>
-        <w:tc>
-          <w:tcPr>
-            <w:tcW w:type="dxa" w:w="3135"/>
-          </w:tcPr>
-          <w:p>
-            <w:r>
-              <w:rPr>
-                <w:sz w:val="18"/>
-              </w:rPr>
-              <w:t>GITHUB_TOKEN</w:t>
-            </w:r>
-          </w:p>
-        </w:tc>
-        <w:tc>
-          <w:tcPr>
-            <w:tcW w:type="dxa" w:w="3135"/>
-          </w:tcPr>
-          <w:p>
-            <w:r>
-              <w:rPr>
-                <w:sz w:val="18"/>
-              </w:rPr>
-              <w:t>GitHub repo access</w:t>
-            </w:r>
-          </w:p>
-        </w:tc>
-        <w:tc>
-          <w:tcPr>
-            <w:tcW w:type="dxa" w:w="3135"/>
-          </w:tcPr>
-          <w:p>
-            <w:r>
-              <w:rPr>
-                <w:sz w:val="18"/>
-              </w:rPr>
-              <w:t>https://github.com/settings/tokens</w:t>
-            </w:r>
-          </w:p>
-        </w:tc>
-      </w:tr>
-      <w:tr>
-        <w:tc>
-          <w:tcPr>
-            <w:tcW w:type="dxa" w:w="3135"/>
-          </w:tcPr>
-          <w:p>
-            <w:r>
-              <w:rPr>
-                <w:sz w:val="18"/>
-              </w:rPr>
-              <w:t>AGENTMAIL_API_KEY</w:t>
-            </w:r>
-          </w:p>
-        </w:tc>
-        <w:tc>
-          <w:tcPr>
-            <w:tcW w:type="dxa" w:w="3135"/>
-          </w:tcPr>
-          <w:p>
-            <w:r>
-              <w:rPr>
-                <w:sz w:val="18"/>
-              </w:rPr>
-              <w:t>Email agent inbox</w:t>
-            </w:r>
-          </w:p>
-        </w:tc>
-        <w:tc>
-          <w:tcPr>
-            <w:tcW w:type="dxa" w:w="3135"/>
-          </w:tcPr>
-          <w:p>
-            <w:r>
-              <w:rPr>
-                <w:sz w:val="18"/>
-              </w:rPr>
-              <w:t>https://agentmail.to → Settings → API</w:t>
-            </w:r>
-          </w:p>
-        </w:tc>
-      </w:tr>
-      <w:tr>
-        <w:tc>
-          <w:tcPr>
-            <w:tcW w:type="dxa" w:w="3135"/>
-          </w:tcPr>
-          <w:p>
-            <w:r>
-              <w:rPr>
-                <w:sz w:val="18"/>
-              </w:rPr>
-              <w:t>AZ_OPT_STORAGE_ACCOUNT</w:t>
-            </w:r>
-          </w:p>
-        </w:tc>
-        <w:tc>
-          <w:tcPr>
-            <w:tcW w:type="dxa" w:w="3135"/>
-          </w:tcPr>
-          <w:p>
-            <w:r>
-              <w:rPr>
-                <w:sz w:val="18"/>
-              </w:rPr>
-              <w:t>Blob storage for backups</w:t>
-            </w:r>
-          </w:p>
-        </w:tc>
-        <w:tc>
-          <w:tcPr>
-            <w:tcW w:type="dxa" w:w="3135"/>
-          </w:tcPr>
-          <w:p>
-            <w:r>
-              <w:rPr>
-                <w:sz w:val="18"/>
-              </w:rPr>
-              <w:t>Azure Portal → Storage Accounts</w:t>
-            </w:r>
-          </w:p>
-        </w:tc>
-      </w:tr>
-    </w:tbl>
-    <w:p/>
-    <w:p>
-      <w:pPr>
         <w:pStyle w:val="Heading2"/>
         <w:jc w:val="left"/>
       </w:pPr>
       <w:r>
         <w:t>3.4  View Live Logs</w:t>
-      </w:r>
-    </w:p>
-    <w:p>
-      <w:r>
-        <w:rPr>
-          <w:sz w:val="22"/>
-        </w:rPr>
-        <w:t>Real-time HTTP request logs and Python stderr. Use to diagnose 5xx errors or crashes.</w:t>
       </w:r>
     </w:p>
     <w:p>
@@ -2002,7 +1589,7 @@
         <w:rPr>
           <w:sz w:val="22"/>
         </w:rPr>
-        <w:t>Logs = Runtime, Lookback = Last 30 minutes</w:t>
+        <w:t>Logs = Runtime,  Lookback = Last 30 minutes</w:t>
       </w:r>
     </w:p>
     <w:p>
@@ -2013,18 +1600,7 @@
         <w:rPr>
           <w:sz w:val="22"/>
         </w:rPr>
-        <w:t>Look for lines with HTTP 500 or Python Traceback — those indicate errors</w:t>
-      </w:r>
-    </w:p>
-    <w:p>
-      <w:pPr>
-        <w:pStyle w:val="ListNumber"/>
-      </w:pPr>
-      <w:r>
-        <w:rPr>
-          <w:sz w:val="22"/>
-        </w:rPr>
-        <w:t>All 200 lines = healthy traffic (GET /api/... HTTP/1.1 200)</w:t>
+        <w:t>All 200 lines = healthy.  Lines with 500 or 'Traceback' = error requiring investigation.</w:t>
       </w:r>
     </w:p>
     <w:p>
@@ -2073,7 +1649,7 @@
           <w:color w:val="555555"/>
           <w:sz w:val="18"/>
         </w:rPr>
-        <w:t>Log Stream — live HTTP requests. All 200 = healthy. 5xx = error requiring investigation.</w:t>
+        <w:t>Log Stream — live HTTP requests. All 200 = healthy. 5xx = error.</w:t>
       </w:r>
     </w:p>
     <w:p>
@@ -2082,15 +1658,7 @@
         <w:jc w:val="left"/>
       </w:pPr>
       <w:r>
-        <w:t>3.5  Scale the App Up or Down</w:t>
-      </w:r>
-    </w:p>
-    <w:p>
-      <w:r>
-        <w:rPr>
-          <w:sz w:val="22"/>
-        </w:rPr>
-        <w:t>Scale UP = bigger VM (more CPU/RAM). Current tier: P1v3 (2 vCPU, 8 GB RAM). Scale to P2v3 or P3v3 during incidents or high traffic periods.</w:t>
+        <w:t>3.5  Scale the App</w:t>
       </w:r>
     </w:p>
     <w:p>
@@ -2101,7 +1669,7 @@
         <w:rPr>
           <w:sz w:val="22"/>
         </w:rPr>
-        <w:t xml:space="preserve">Scale up: </w:t>
+        <w:t xml:space="preserve">Scale UP (bigger VM): </w:t>
       </w:r>
       <w:r>
         <w:rPr>
@@ -2115,7 +1683,7 @@
         <w:rPr>
           <w:sz w:val="22"/>
         </w:rPr>
-        <w:t xml:space="preserve">  →  select tier → click Select (no restart, ~1 min)</w:t>
+        <w:t xml:space="preserve">  →  → select tier (P2v3 or P3v3) → click Select (~1 min, no restart)</w:t>
       </w:r>
     </w:p>
     <w:p>
@@ -2126,7 +1694,7 @@
         <w:rPr>
           <w:sz w:val="22"/>
         </w:rPr>
-        <w:t xml:space="preserve">Scale out: </w:t>
+        <w:t xml:space="preserve">Scale OUT (add instances): </w:t>
       </w:r>
       <w:r>
         <w:rPr>
@@ -2140,7 +1708,15 @@
         <w:rPr>
           <w:sz w:val="22"/>
         </w:rPr>
-        <w:t xml:space="preserve">  →  add/remove instances (horizontal scaling)</w:t>
+        <w:t xml:space="preserve">  →  → increase instance count (horizontal scaling)</w:t>
+      </w:r>
+    </w:p>
+    <w:p>
+      <w:r>
+        <w:rPr>
+          <w:sz w:val="22"/>
+        </w:rPr>
+        <w:t>Current tier: P1v3 (2 vCPU, 8 GB RAM). Scale to P2v3 during heavy load.</w:t>
       </w:r>
     </w:p>
     <w:p>
@@ -2189,7 +1765,7 @@
           <w:color w:val="555555"/>
           <w:sz w:val="18"/>
         </w:rPr>
-        <w:t>Scale up — P1V3 (checked) is current. Select P2V3 or P3V3 for more capacity → click Select.</w:t>
+        <w:t>Scale Up — P1V3 (checked) is current tier. Select P2V3 or P3V3 → click Select.</w:t>
       </w:r>
     </w:p>
     <w:p>
@@ -2206,7 +1782,7 @@
         <w:rPr>
           <w:sz w:val="22"/>
         </w:rPr>
-        <w:t>Deployment is automatic on git push — Azure pulls from GitHub and builds via Oryx. No manual portal steps needed. Monitor the build here:</w:t>
+        <w:t>Deployment is automatic on git push — Azure pulls from GitHub and builds via Oryx. No manual portal steps required. Monitor progress at:</w:t>
       </w:r>
     </w:p>
     <w:p>
@@ -2217,7 +1793,7 @@
         <w:rPr>
           <w:sz w:val="22"/>
         </w:rPr>
-        <w:t xml:space="preserve">Monitor deployment: </w:t>
+        <w:t xml:space="preserve">Monitor: </w:t>
       </w:r>
       <w:r>
         <w:rPr>
@@ -2236,18 +1812,7 @@
         <w:rPr>
           <w:sz w:val="22"/>
         </w:rPr>
-        <w:t>Last deployment status shows Success (green) or Failed (red)</w:t>
-      </w:r>
-    </w:p>
-    <w:p>
-      <w:pPr>
-        <w:pStyle w:val="ListNumber"/>
-      </w:pPr>
-      <w:r>
-        <w:rPr>
-          <w:sz w:val="22"/>
-        </w:rPr>
-        <w:t>Click View logs on any deployment row to see the full build output</w:t>
+        <w:t>Last deployment = Success (green) or Failed (red). Click 'View logs' on any row for details.</w:t>
       </w:r>
     </w:p>
     <w:p>
@@ -2260,11 +1825,11 @@
           <w:color w:val="1A1A1A"/>
           <w:sz w:val="18"/>
         </w:rPr>
-        <w:t># Deploy from your terminal:</w:t>
+        <w:t># From your local machine:</w:t>
         <w:br/>
         <w:t>git push origin main</w:t>
         <w:br/>
-        <w:t># Build takes ~3 minutes — monitor at the URL above</w:t>
+        <w:t># Build takes ~3 minutes</w:t>
       </w:r>
     </w:p>
     <w:p>
@@ -2313,7 +1878,7 @@
           <w:color w:val="555555"/>
           <w:sz w:val="18"/>
         </w:rPr>
-        <w:t>Deployment Center — deployment history and build logs for each GitHub push</w:t>
+        <w:t>Deployment Center — history and build logs for each GitHub push</w:t>
       </w:r>
     </w:p>
     <w:p>
@@ -2327,7 +1892,7 @@
         <w:jc w:val="left"/>
       </w:pPr>
       <w:r>
-        <w:t>4. Managed Identity — Passwordless Database Auth</w:t>
+        <w:t>4. Environment Variables — Complete Reference</w:t>
       </w:r>
     </w:p>
     <w:p>
@@ -2335,7 +1900,2708 @@
         <w:rPr>
           <w:sz w:val="22"/>
         </w:rPr>
-        <w:t>FSLAPP authenticates to PostgreSQL using Azure Entra Managed Identity. No username or password is stored anywhere. The identity is tied to the App Service resource and cannot be stolen or leaked.</w:t>
+        <w:t>These are all the variables the app reads. Set them at the Azure App Service level (Section 3.3 above) so they apply to the running app. Never hardcode secrets in source code or commit them to GitHub.</w:t>
+      </w:r>
+    </w:p>
+    <w:p>
+      <w:pPr>
+        <w:pStyle w:val="ListNumber"/>
+      </w:pPr>
+      <w:r>
+        <w:rPr>
+          <w:sz w:val="22"/>
+        </w:rPr>
+        <w:t xml:space="preserve">Set variables at: </w:t>
+      </w:r>
+      <w:r>
+        <w:rPr>
+          <w:b/>
+          <w:color w:val="005ACC"/>
+          <w:sz w:val="20"/>
+        </w:rPr>
+        <w:t>https://portal.azure.com/#@nyaaa.com/resource/subscriptions/e287db16-b6ae-415e-bd52-41c8ec5a8f08/resourceGroups/rg-nlaaroubi-sbx-eus2-001/providers/Microsoft.Web/sites/fslapp-nyaaa/environmentVariablesAppSettings</w:t>
+      </w:r>
+    </w:p>
+    <w:p>
+      <w:pPr>
+        <w:pStyle w:val="ListNumber"/>
+      </w:pPr>
+      <w:r>
+        <w:rPr>
+          <w:sz w:val="22"/>
+        </w:rPr>
+        <w:t xml:space="preserve">DR app variables at: </w:t>
+      </w:r>
+      <w:r>
+        <w:rPr>
+          <w:b/>
+          <w:color w:val="005ACC"/>
+          <w:sz w:val="20"/>
+        </w:rPr>
+        <w:t>https://portal.azure.com/#@nyaaa.com/resource/subscriptions/e287db16-b6ae-415e-bd52-41c8ec5a8f08/resourceGroups/rg-nlaaroubi-sbx-eus2-001/providers/Microsoft.Web/sites/fslapp-nyaaa-dr/environmentVariablesAppSettings</w:t>
+      </w:r>
+      <w:r>
+        <w:rPr>
+          <w:sz w:val="22"/>
+        </w:rPr>
+        <w:t xml:space="preserve">  →  → must mirror the primary exactly</w:t>
+      </w:r>
+    </w:p>
+    <w:p/>
+    <w:p>
+      <w:pPr>
+        <w:pStyle w:val="Heading2"/>
+        <w:jc w:val="left"/>
+      </w:pPr>
+      <w:r>
+        <w:t>4.1  Admin &amp; Security</w:t>
+      </w:r>
+    </w:p>
+    <w:tbl>
+      <w:tblPr>
+        <w:tblStyle w:val="LightShading-Accent1"/>
+        <w:tblW w:type="auto" w:w="0"/>
+        <w:tblLook w:firstColumn="1" w:firstRow="1" w:lastColumn="0" w:lastRow="0" w:noHBand="0" w:noVBand="1" w:val="04A0"/>
+      </w:tblPr>
+      <w:tblGrid>
+        <w:gridCol w:w="1994"/>
+        <w:gridCol w:w="1994"/>
+        <w:gridCol w:w="1994"/>
+        <w:gridCol w:w="1994"/>
+        <w:gridCol w:w="1994"/>
+      </w:tblGrid>
+      <w:tr>
+        <w:tc>
+          <w:tcPr>
+            <w:tcW w:type="dxa" w:w="1994"/>
+          </w:tcPr>
+          <w:p>
+            <w:r>
+              <w:rPr>
+                <w:b/>
+                <w:sz w:val="16"/>
+              </w:rPr>
+              <w:t>Variable</w:t>
+            </w:r>
+          </w:p>
+        </w:tc>
+        <w:tc>
+          <w:tcPr>
+            <w:tcW w:type="dxa" w:w="1994"/>
+          </w:tcPr>
+          <w:p>
+            <w:r>
+              <w:rPr>
+                <w:b/>
+                <w:sz w:val="16"/>
+              </w:rPr>
+              <w:t>Required</w:t>
+            </w:r>
+          </w:p>
+        </w:tc>
+        <w:tc>
+          <w:tcPr>
+            <w:tcW w:type="dxa" w:w="1994"/>
+          </w:tcPr>
+          <w:p>
+            <w:r>
+              <w:rPr>
+                <w:b/>
+                <w:sz w:val="16"/>
+              </w:rPr>
+              <w:t>Purpose — What the app uses it for</w:t>
+            </w:r>
+          </w:p>
+        </w:tc>
+        <w:tc>
+          <w:tcPr>
+            <w:tcW w:type="dxa" w:w="1994"/>
+          </w:tcPr>
+          <w:p>
+            <w:r>
+              <w:rPr>
+                <w:b/>
+                <w:sz w:val="16"/>
+              </w:rPr>
+              <w:t>Format / Example Value</w:t>
+            </w:r>
+          </w:p>
+        </w:tc>
+        <w:tc>
+          <w:tcPr>
+            <w:tcW w:type="dxa" w:w="1994"/>
+          </w:tcPr>
+          <w:p>
+            <w:r>
+              <w:rPr>
+                <w:b/>
+                <w:sz w:val="16"/>
+              </w:rPr>
+              <w:t>Where to get it</w:t>
+            </w:r>
+          </w:p>
+        </w:tc>
+      </w:tr>
+      <w:tr>
+        <w:tc>
+          <w:tcPr>
+            <w:tcW w:type="dxa" w:w="1994"/>
+          </w:tcPr>
+          <w:p>
+            <w:r>
+              <w:rPr>
+                <w:b/>
+                <w:sz w:val="16"/>
+              </w:rPr>
+              <w:t>ADMIN_PIN</w:t>
+            </w:r>
+          </w:p>
+        </w:tc>
+        <w:tc>
+          <w:tcPr>
+            <w:tcW w:type="dxa" w:w="1994"/>
+          </w:tcPr>
+          <w:p>
+            <w:r>
+              <w:rPr>
+                <w:b/>
+                <w:color w:val="CC0000"/>
+                <w:sz w:val="16"/>
+              </w:rPr>
+              <w:t>YES</w:t>
+            </w:r>
+          </w:p>
+        </w:tc>
+        <w:tc>
+          <w:tcPr>
+            <w:tcW w:type="dxa" w:w="1994"/>
+          </w:tcPr>
+          <w:p>
+            <w:r>
+              <w:rPr>
+                <w:sz w:val="16"/>
+              </w:rPr>
+              <w:t>4-digit PIN that protects the /admin panel. Without this, no one can log in to the admin dashboard.</w:t>
+            </w:r>
+          </w:p>
+        </w:tc>
+        <w:tc>
+          <w:tcPr>
+            <w:tcW w:type="dxa" w:w="1994"/>
+          </w:tcPr>
+          <w:p>
+            <w:r>
+              <w:rPr>
+                <w:sz w:val="16"/>
+              </w:rPr>
+              <w:t>4 digits. Example: 7291</w:t>
+            </w:r>
+          </w:p>
+        </w:tc>
+        <w:tc>
+          <w:tcPr>
+            <w:tcW w:type="dxa" w:w="1994"/>
+          </w:tcPr>
+          <w:p>
+            <w:r>
+              <w:rPr>
+                <w:sz w:val="16"/>
+              </w:rPr>
+              <w:t>Choose any 4-digit PIN. Store it in 1Password or a secure vault. Do NOT use 0000 or 1234.</w:t>
+            </w:r>
+          </w:p>
+        </w:tc>
+      </w:tr>
+      <w:tr>
+        <w:tc>
+          <w:tcPr>
+            <w:tcW w:type="dxa" w:w="1994"/>
+          </w:tcPr>
+          <w:p>
+            <w:r>
+              <w:rPr>
+                <w:b/>
+                <w:sz w:val="16"/>
+              </w:rPr>
+              <w:t>FSLAPP_BACKUP_KEY</w:t>
+            </w:r>
+          </w:p>
+        </w:tc>
+        <w:tc>
+          <w:tcPr>
+            <w:tcW w:type="dxa" w:w="1994"/>
+          </w:tcPr>
+          <w:p>
+            <w:r>
+              <w:rPr>
+                <w:sz w:val="16"/>
+              </w:rPr>
+              <w:t>no</w:t>
+            </w:r>
+          </w:p>
+        </w:tc>
+        <w:tc>
+          <w:tcPr>
+            <w:tcW w:type="dxa" w:w="1994"/>
+          </w:tcPr>
+          <w:p>
+            <w:r>
+              <w:rPr>
+                <w:sz w:val="16"/>
+              </w:rPr>
+              <w:t>Passphrase used to encrypt the local user-data backup file. If not set, falls back to ADMIN_PIN. Encrypts ~/.fslapp/users_backup.enc</w:t>
+            </w:r>
+          </w:p>
+        </w:tc>
+        <w:tc>
+          <w:tcPr>
+            <w:tcW w:type="dxa" w:w="1994"/>
+          </w:tcPr>
+          <w:p>
+            <w:r>
+              <w:rPr>
+                <w:sz w:val="16"/>
+              </w:rPr>
+              <w:t>Any string passphrase. Example: MySecureBackupPhrase2026</w:t>
+            </w:r>
+          </w:p>
+        </w:tc>
+        <w:tc>
+          <w:tcPr>
+            <w:tcW w:type="dxa" w:w="1994"/>
+          </w:tcPr>
+          <w:p>
+            <w:r>
+              <w:rPr>
+                <w:sz w:val="16"/>
+              </w:rPr>
+              <w:t>Choose a strong passphrase and store in 1Password. If blank, ADMIN_PIN is used (weaker — set this for production).</w:t>
+            </w:r>
+          </w:p>
+        </w:tc>
+      </w:tr>
+      <w:tr>
+        <w:tc>
+          <w:tcPr>
+            <w:tcW w:type="dxa" w:w="1994"/>
+          </w:tcPr>
+          <w:p>
+            <w:r>
+              <w:rPr>
+                <w:b/>
+                <w:sz w:val="16"/>
+              </w:rPr>
+              <w:t>SEED_PASS_ADMIN</w:t>
+            </w:r>
+          </w:p>
+        </w:tc>
+        <w:tc>
+          <w:tcPr>
+            <w:tcW w:type="dxa" w:w="1994"/>
+          </w:tcPr>
+          <w:p>
+            <w:r>
+              <w:rPr>
+                <w:color w:val="FF8C00"/>
+                <w:sz w:val="16"/>
+              </w:rPr>
+              <w:t>Startup</w:t>
+            </w:r>
+          </w:p>
+        </w:tc>
+        <w:tc>
+          <w:tcPr>
+            <w:tcW w:type="dxa" w:w="1994"/>
+          </w:tcPr>
+          <w:p>
+            <w:r>
+              <w:rPr>
+                <w:sz w:val="16"/>
+              </w:rPr>
+              <w:t>Initial password for the built-in 'admin' user account, created only when the users table is empty (first startup). Has no effect after users exist.</w:t>
+            </w:r>
+          </w:p>
+        </w:tc>
+        <w:tc>
+          <w:tcPr>
+            <w:tcW w:type="dxa" w:w="1994"/>
+          </w:tcPr>
+          <w:p>
+            <w:r>
+              <w:rPr>
+                <w:sz w:val="16"/>
+              </w:rPr>
+              <w:t>Any string. Example: ChangeMe2026!</w:t>
+            </w:r>
+          </w:p>
+        </w:tc>
+        <w:tc>
+          <w:tcPr>
+            <w:tcW w:type="dxa" w:w="1994"/>
+          </w:tcPr>
+          <w:p>
+            <w:r>
+              <w:rPr>
+                <w:sz w:val="16"/>
+              </w:rPr>
+              <w:t>Set a temporary password here. After first login, change it via the admin panel user management page.</w:t>
+            </w:r>
+          </w:p>
+        </w:tc>
+      </w:tr>
+      <w:tr>
+        <w:tc>
+          <w:tcPr>
+            <w:tcW w:type="dxa" w:w="1994"/>
+          </w:tcPr>
+          <w:p>
+            <w:r>
+              <w:rPr>
+                <w:b/>
+                <w:sz w:val="16"/>
+              </w:rPr>
+              <w:t>SEED_PASS_NLAAROUBI</w:t>
+            </w:r>
+          </w:p>
+        </w:tc>
+        <w:tc>
+          <w:tcPr>
+            <w:tcW w:type="dxa" w:w="1994"/>
+          </w:tcPr>
+          <w:p>
+            <w:r>
+              <w:rPr>
+                <w:color w:val="FF8C00"/>
+                <w:sz w:val="16"/>
+              </w:rPr>
+              <w:t>Startup</w:t>
+            </w:r>
+          </w:p>
+        </w:tc>
+        <w:tc>
+          <w:tcPr>
+            <w:tcW w:type="dxa" w:w="1994"/>
+          </w:tcPr>
+          <w:p>
+            <w:r>
+              <w:rPr>
+                <w:sz w:val="16"/>
+              </w:rPr>
+              <w:t>Initial password for user account nlaaroubi (Nabil Laaroubi). Created on first startup if users table is empty.</w:t>
+            </w:r>
+          </w:p>
+        </w:tc>
+        <w:tc>
+          <w:tcPr>
+            <w:tcW w:type="dxa" w:w="1994"/>
+          </w:tcPr>
+          <w:p>
+            <w:r>
+              <w:rPr>
+                <w:sz w:val="16"/>
+              </w:rPr>
+              <w:t>Any string. Example: ChangeMe2026!</w:t>
+            </w:r>
+          </w:p>
+        </w:tc>
+        <w:tc>
+          <w:tcPr>
+            <w:tcW w:type="dxa" w:w="1994"/>
+          </w:tcPr>
+          <w:p>
+            <w:r>
+              <w:rPr>
+                <w:sz w:val="16"/>
+              </w:rPr>
+              <w:t>Set a temporary password. User changes it after first login.</w:t>
+            </w:r>
+          </w:p>
+        </w:tc>
+      </w:tr>
+      <w:tr>
+        <w:tc>
+          <w:tcPr>
+            <w:tcW w:type="dxa" w:w="1994"/>
+          </w:tcPr>
+          <w:p>
+            <w:r>
+              <w:rPr>
+                <w:b/>
+                <w:sz w:val="16"/>
+              </w:rPr>
+              <w:t>SEED_PASS_DFISHER</w:t>
+            </w:r>
+          </w:p>
+        </w:tc>
+        <w:tc>
+          <w:tcPr>
+            <w:tcW w:type="dxa" w:w="1994"/>
+          </w:tcPr>
+          <w:p>
+            <w:r>
+              <w:rPr>
+                <w:color w:val="FF8C00"/>
+                <w:sz w:val="16"/>
+              </w:rPr>
+              <w:t>Startup</w:t>
+            </w:r>
+          </w:p>
+        </w:tc>
+        <w:tc>
+          <w:tcPr>
+            <w:tcW w:type="dxa" w:w="1994"/>
+          </w:tcPr>
+          <w:p>
+            <w:r>
+              <w:rPr>
+                <w:sz w:val="16"/>
+              </w:rPr>
+              <w:t>Initial password for user account dfisher. Created on first startup.</w:t>
+            </w:r>
+          </w:p>
+        </w:tc>
+        <w:tc>
+          <w:tcPr>
+            <w:tcW w:type="dxa" w:w="1994"/>
+          </w:tcPr>
+          <w:p>
+            <w:r>
+              <w:rPr>
+                <w:sz w:val="16"/>
+              </w:rPr>
+              <w:t>Any string</w:t>
+            </w:r>
+          </w:p>
+        </w:tc>
+        <w:tc>
+          <w:tcPr>
+            <w:tcW w:type="dxa" w:w="1994"/>
+          </w:tcPr>
+          <w:p>
+            <w:r>
+              <w:rPr>
+                <w:sz w:val="16"/>
+              </w:rPr>
+              <w:t>Set a temporary password. User changes after first login.</w:t>
+            </w:r>
+          </w:p>
+        </w:tc>
+      </w:tr>
+      <w:tr>
+        <w:tc>
+          <w:tcPr>
+            <w:tcW w:type="dxa" w:w="1994"/>
+          </w:tcPr>
+          <w:p>
+            <w:r>
+              <w:rPr>
+                <w:b/>
+                <w:sz w:val="16"/>
+              </w:rPr>
+              <w:t>SEED_PASS_JNIXON</w:t>
+            </w:r>
+          </w:p>
+        </w:tc>
+        <w:tc>
+          <w:tcPr>
+            <w:tcW w:type="dxa" w:w="1994"/>
+          </w:tcPr>
+          <w:p>
+            <w:r>
+              <w:rPr>
+                <w:color w:val="FF8C00"/>
+                <w:sz w:val="16"/>
+              </w:rPr>
+              <w:t>Startup</w:t>
+            </w:r>
+          </w:p>
+        </w:tc>
+        <w:tc>
+          <w:tcPr>
+            <w:tcW w:type="dxa" w:w="1994"/>
+          </w:tcPr>
+          <w:p>
+            <w:r>
+              <w:rPr>
+                <w:sz w:val="16"/>
+              </w:rPr>
+              <w:t>Initial password for user account jnixon. Created on first startup.</w:t>
+            </w:r>
+          </w:p>
+        </w:tc>
+        <w:tc>
+          <w:tcPr>
+            <w:tcW w:type="dxa" w:w="1994"/>
+          </w:tcPr>
+          <w:p>
+            <w:r>
+              <w:rPr>
+                <w:sz w:val="16"/>
+              </w:rPr>
+              <w:t>Any string</w:t>
+            </w:r>
+          </w:p>
+        </w:tc>
+        <w:tc>
+          <w:tcPr>
+            <w:tcW w:type="dxa" w:w="1994"/>
+          </w:tcPr>
+          <w:p>
+            <w:r>
+              <w:rPr>
+                <w:sz w:val="16"/>
+              </w:rPr>
+              <w:t>Set a temporary password. User changes after first login.</w:t>
+            </w:r>
+          </w:p>
+        </w:tc>
+      </w:tr>
+      <w:tr>
+        <w:tc>
+          <w:tcPr>
+            <w:tcW w:type="dxa" w:w="1994"/>
+          </w:tcPr>
+          <w:p>
+            <w:r>
+              <w:rPr>
+                <w:b/>
+                <w:sz w:val="16"/>
+              </w:rPr>
+              <w:t>SEED_PASS_SHORN</w:t>
+            </w:r>
+          </w:p>
+        </w:tc>
+        <w:tc>
+          <w:tcPr>
+            <w:tcW w:type="dxa" w:w="1994"/>
+          </w:tcPr>
+          <w:p>
+            <w:r>
+              <w:rPr>
+                <w:color w:val="FF8C00"/>
+                <w:sz w:val="16"/>
+              </w:rPr>
+              <w:t>Startup</w:t>
+            </w:r>
+          </w:p>
+        </w:tc>
+        <w:tc>
+          <w:tcPr>
+            <w:tcW w:type="dxa" w:w="1994"/>
+          </w:tcPr>
+          <w:p>
+            <w:r>
+              <w:rPr>
+                <w:sz w:val="16"/>
+              </w:rPr>
+              <w:t>Initial password for user account shorn. Created on first startup.</w:t>
+            </w:r>
+          </w:p>
+        </w:tc>
+        <w:tc>
+          <w:tcPr>
+            <w:tcW w:type="dxa" w:w="1994"/>
+          </w:tcPr>
+          <w:p>
+            <w:r>
+              <w:rPr>
+                <w:sz w:val="16"/>
+              </w:rPr>
+              <w:t>Any string</w:t>
+            </w:r>
+          </w:p>
+        </w:tc>
+        <w:tc>
+          <w:tcPr>
+            <w:tcW w:type="dxa" w:w="1994"/>
+          </w:tcPr>
+          <w:p>
+            <w:r>
+              <w:rPr>
+                <w:sz w:val="16"/>
+              </w:rPr>
+              <w:t>Set a temporary password. User changes after first login.</w:t>
+            </w:r>
+          </w:p>
+        </w:tc>
+      </w:tr>
+      <w:tr>
+        <w:tc>
+          <w:tcPr>
+            <w:tcW w:type="dxa" w:w="1994"/>
+          </w:tcPr>
+          <w:p>
+            <w:r>
+              <w:rPr>
+                <w:b/>
+                <w:sz w:val="16"/>
+              </w:rPr>
+              <w:t>SEED_PASS_TINGRAHAM</w:t>
+            </w:r>
+          </w:p>
+        </w:tc>
+        <w:tc>
+          <w:tcPr>
+            <w:tcW w:type="dxa" w:w="1994"/>
+          </w:tcPr>
+          <w:p>
+            <w:r>
+              <w:rPr>
+                <w:color w:val="FF8C00"/>
+                <w:sz w:val="16"/>
+              </w:rPr>
+              <w:t>Startup</w:t>
+            </w:r>
+          </w:p>
+        </w:tc>
+        <w:tc>
+          <w:tcPr>
+            <w:tcW w:type="dxa" w:w="1994"/>
+          </w:tcPr>
+          <w:p>
+            <w:r>
+              <w:rPr>
+                <w:sz w:val="16"/>
+              </w:rPr>
+              <w:t>Initial password for user account tingraham. Created on first startup.</w:t>
+            </w:r>
+          </w:p>
+        </w:tc>
+        <w:tc>
+          <w:tcPr>
+            <w:tcW w:type="dxa" w:w="1994"/>
+          </w:tcPr>
+          <w:p>
+            <w:r>
+              <w:rPr>
+                <w:sz w:val="16"/>
+              </w:rPr>
+              <w:t>Any string</w:t>
+            </w:r>
+          </w:p>
+        </w:tc>
+        <w:tc>
+          <w:tcPr>
+            <w:tcW w:type="dxa" w:w="1994"/>
+          </w:tcPr>
+          <w:p>
+            <w:r>
+              <w:rPr>
+                <w:sz w:val="16"/>
+              </w:rPr>
+              <w:t>Set a temporary password. User changes after first login.</w:t>
+            </w:r>
+          </w:p>
+        </w:tc>
+      </w:tr>
+    </w:tbl>
+    <w:p/>
+    <w:p>
+      <w:pPr>
+        <w:pStyle w:val="Heading2"/>
+        <w:jc w:val="left"/>
+      </w:pPr>
+      <w:r>
+        <w:t>4.2  PostgreSQL Database Connection</w:t>
+      </w:r>
+    </w:p>
+    <w:p>
+      <w:r>
+        <w:rPr>
+          <w:sz w:val="22"/>
+        </w:rPr>
+        <w:t>These control which database the app connects to. Auth uses Azure Entra Managed Identity — no password is stored. The app uses these at startup to build its connection pool.</w:t>
+      </w:r>
+    </w:p>
+    <w:tbl>
+      <w:tblPr>
+        <w:tblStyle w:val="LightShading-Accent1"/>
+        <w:tblW w:type="auto" w:w="0"/>
+        <w:tblLook w:firstColumn="1" w:firstRow="1" w:lastColumn="0" w:lastRow="0" w:noHBand="0" w:noVBand="1" w:val="04A0"/>
+      </w:tblPr>
+      <w:tblGrid>
+        <w:gridCol w:w="1994"/>
+        <w:gridCol w:w="1994"/>
+        <w:gridCol w:w="1994"/>
+        <w:gridCol w:w="1994"/>
+        <w:gridCol w:w="1994"/>
+      </w:tblGrid>
+      <w:tr>
+        <w:tc>
+          <w:tcPr>
+            <w:tcW w:type="dxa" w:w="1994"/>
+          </w:tcPr>
+          <w:p>
+            <w:r>
+              <w:rPr>
+                <w:b/>
+                <w:sz w:val="16"/>
+              </w:rPr>
+              <w:t>Variable</w:t>
+            </w:r>
+          </w:p>
+        </w:tc>
+        <w:tc>
+          <w:tcPr>
+            <w:tcW w:type="dxa" w:w="1994"/>
+          </w:tcPr>
+          <w:p>
+            <w:r>
+              <w:rPr>
+                <w:b/>
+                <w:sz w:val="16"/>
+              </w:rPr>
+              <w:t>Required</w:t>
+            </w:r>
+          </w:p>
+        </w:tc>
+        <w:tc>
+          <w:tcPr>
+            <w:tcW w:type="dxa" w:w="1994"/>
+          </w:tcPr>
+          <w:p>
+            <w:r>
+              <w:rPr>
+                <w:b/>
+                <w:sz w:val="16"/>
+              </w:rPr>
+              <w:t>Purpose — What the app uses it for</w:t>
+            </w:r>
+          </w:p>
+        </w:tc>
+        <w:tc>
+          <w:tcPr>
+            <w:tcW w:type="dxa" w:w="1994"/>
+          </w:tcPr>
+          <w:p>
+            <w:r>
+              <w:rPr>
+                <w:b/>
+                <w:sz w:val="16"/>
+              </w:rPr>
+              <w:t>Format / Example Value</w:t>
+            </w:r>
+          </w:p>
+        </w:tc>
+        <w:tc>
+          <w:tcPr>
+            <w:tcW w:type="dxa" w:w="1994"/>
+          </w:tcPr>
+          <w:p>
+            <w:r>
+              <w:rPr>
+                <w:b/>
+                <w:sz w:val="16"/>
+              </w:rPr>
+              <w:t>Where to get it</w:t>
+            </w:r>
+          </w:p>
+        </w:tc>
+      </w:tr>
+      <w:tr>
+        <w:tc>
+          <w:tcPr>
+            <w:tcW w:type="dxa" w:w="1994"/>
+          </w:tcPr>
+          <w:p>
+            <w:r>
+              <w:rPr>
+                <w:b/>
+                <w:sz w:val="16"/>
+              </w:rPr>
+              <w:t>FSLAPP_PG_HOST</w:t>
+            </w:r>
+          </w:p>
+        </w:tc>
+        <w:tc>
+          <w:tcPr>
+            <w:tcW w:type="dxa" w:w="1994"/>
+          </w:tcPr>
+          <w:p>
+            <w:r>
+              <w:rPr>
+                <w:b/>
+                <w:color w:val="CC0000"/>
+                <w:sz w:val="16"/>
+              </w:rPr>
+              <w:t>YES</w:t>
+            </w:r>
+          </w:p>
+        </w:tc>
+        <w:tc>
+          <w:tcPr>
+            <w:tcW w:type="dxa" w:w="1994"/>
+          </w:tcPr>
+          <w:p>
+            <w:r>
+              <w:rPr>
+                <w:sz w:val="16"/>
+              </w:rPr>
+              <w:t>Hostname of the PRIMARY PostgreSQL server. The app connects here for all read and write queries.</w:t>
+            </w:r>
+          </w:p>
+        </w:tc>
+        <w:tc>
+          <w:tcPr>
+            <w:tcW w:type="dxa" w:w="1994"/>
+          </w:tcPr>
+          <w:p>
+            <w:r>
+              <w:rPr>
+                <w:sz w:val="16"/>
+              </w:rPr>
+              <w:t>Hostname only (no port). Example: fslapp-pg.postgres.database.azure.com</w:t>
+            </w:r>
+          </w:p>
+        </w:tc>
+        <w:tc>
+          <w:tcPr>
+            <w:tcW w:type="dxa" w:w="1994"/>
+          </w:tcPr>
+          <w:p>
+            <w:r>
+              <w:rPr>
+                <w:sz w:val="16"/>
+              </w:rPr>
+              <w:t>Open: https://portal.azure.com/#@nyaaa.com/resource/subscriptions/e287db16-b6ae-415e-bd52-41c8ec5a8f08/resourceGroups/rg-nlaaroubi-sbx-eus2-001/providers/Microsoft.DBforPostgreSQL/flexibleServers/fslapp-pg/overview → copy the 'Server name' field from the overview page.</w:t>
+            </w:r>
+          </w:p>
+        </w:tc>
+      </w:tr>
+      <w:tr>
+        <w:tc>
+          <w:tcPr>
+            <w:tcW w:type="dxa" w:w="1994"/>
+          </w:tcPr>
+          <w:p>
+            <w:r>
+              <w:rPr>
+                <w:b/>
+                <w:sz w:val="16"/>
+              </w:rPr>
+              <w:t>FSLAPP_PG_DR_HOST</w:t>
+            </w:r>
+          </w:p>
+        </w:tc>
+        <w:tc>
+          <w:tcPr>
+            <w:tcW w:type="dxa" w:w="1994"/>
+          </w:tcPr>
+          <w:p>
+            <w:r>
+              <w:rPr>
+                <w:b/>
+                <w:color w:val="CC0000"/>
+                <w:sz w:val="16"/>
+              </w:rPr>
+              <w:t>YES</w:t>
+            </w:r>
+          </w:p>
+        </w:tc>
+        <w:tc>
+          <w:tcPr>
+            <w:tcW w:type="dxa" w:w="1994"/>
+          </w:tcPr>
+          <w:p>
+            <w:r>
+              <w:rPr>
+                <w:sz w:val="16"/>
+              </w:rPr>
+              <w:t>Hostname of the DR PostgreSQL server. The System Health panel pings this to confirm DR is reachable. During failover, swap this value into FSLAPP_PG_HOST.</w:t>
+            </w:r>
+          </w:p>
+        </w:tc>
+        <w:tc>
+          <w:tcPr>
+            <w:tcW w:type="dxa" w:w="1994"/>
+          </w:tcPr>
+          <w:p>
+            <w:r>
+              <w:rPr>
+                <w:sz w:val="16"/>
+              </w:rPr>
+              <w:t>Hostname only. Example: fslapp-pg-dr.postgres.database.azure.com</w:t>
+            </w:r>
+          </w:p>
+        </w:tc>
+        <w:tc>
+          <w:tcPr>
+            <w:tcW w:type="dxa" w:w="1994"/>
+          </w:tcPr>
+          <w:p>
+            <w:r>
+              <w:rPr>
+                <w:sz w:val="16"/>
+              </w:rPr>
+              <w:t>Open: https://portal.azure.com/#@nyaaa.com/resource/subscriptions/e287db16-b6ae-415e-bd52-41c8ec5a8f08/resourceGroups/rg-nlaaroubi-sbx-eus2-001/providers/Microsoft.DBforPostgreSQL/flexibleServers/fslapp-pg-dr/overview → copy the 'Server name' field.</w:t>
+            </w:r>
+          </w:p>
+        </w:tc>
+      </w:tr>
+      <w:tr>
+        <w:tc>
+          <w:tcPr>
+            <w:tcW w:type="dxa" w:w="1994"/>
+          </w:tcPr>
+          <w:p>
+            <w:r>
+              <w:rPr>
+                <w:b/>
+                <w:sz w:val="16"/>
+              </w:rPr>
+              <w:t>FSLAPP_PG_DATABASE</w:t>
+            </w:r>
+          </w:p>
+        </w:tc>
+        <w:tc>
+          <w:tcPr>
+            <w:tcW w:type="dxa" w:w="1994"/>
+          </w:tcPr>
+          <w:p>
+            <w:r>
+              <w:rPr>
+                <w:b/>
+                <w:color w:val="CC0000"/>
+                <w:sz w:val="16"/>
+              </w:rPr>
+              <w:t>YES</w:t>
+            </w:r>
+          </w:p>
+        </w:tc>
+        <w:tc>
+          <w:tcPr>
+            <w:tcW w:type="dxa" w:w="1994"/>
+          </w:tcPr>
+          <w:p>
+            <w:r>
+              <w:rPr>
+                <w:sz w:val="16"/>
+              </w:rPr>
+              <w:t>Name of the PostgreSQL database. All app schemas (core, optimizer, sales) live inside this database.</w:t>
+            </w:r>
+          </w:p>
+        </w:tc>
+        <w:tc>
+          <w:tcPr>
+            <w:tcW w:type="dxa" w:w="1994"/>
+          </w:tcPr>
+          <w:p>
+            <w:r>
+              <w:rPr>
+                <w:sz w:val="16"/>
+              </w:rPr>
+              <w:t>Fixed value: fslapp</w:t>
+            </w:r>
+          </w:p>
+        </w:tc>
+        <w:tc>
+          <w:tcPr>
+            <w:tcW w:type="dxa" w:w="1994"/>
+          </w:tcPr>
+          <w:p>
+            <w:r>
+              <w:rPr>
+                <w:sz w:val="16"/>
+              </w:rPr>
+              <w:t>Fixed — always 'fslapp'. Do not change.</w:t>
+            </w:r>
+          </w:p>
+        </w:tc>
+      </w:tr>
+      <w:tr>
+        <w:tc>
+          <w:tcPr>
+            <w:tcW w:type="dxa" w:w="1994"/>
+          </w:tcPr>
+          <w:p>
+            <w:r>
+              <w:rPr>
+                <w:b/>
+                <w:sz w:val="16"/>
+              </w:rPr>
+              <w:t>FSLAPP_PG_USER</w:t>
+            </w:r>
+          </w:p>
+        </w:tc>
+        <w:tc>
+          <w:tcPr>
+            <w:tcW w:type="dxa" w:w="1994"/>
+          </w:tcPr>
+          <w:p>
+            <w:r>
+              <w:rPr>
+                <w:b/>
+                <w:color w:val="CC0000"/>
+                <w:sz w:val="16"/>
+              </w:rPr>
+              <w:t>YES</w:t>
+            </w:r>
+          </w:p>
+        </w:tc>
+        <w:tc>
+          <w:tcPr>
+            <w:tcW w:type="dxa" w:w="1994"/>
+          </w:tcPr>
+          <w:p>
+            <w:r>
+              <w:rPr>
+                <w:sz w:val="16"/>
+              </w:rPr>
+              <w:t>The Azure Entra identity (Managed Identity name) the app presents when connecting to PostgreSQL. Must match the principal registered in the PG server via pgaadauth_create_principal().</w:t>
+            </w:r>
+          </w:p>
+        </w:tc>
+        <w:tc>
+          <w:tcPr>
+            <w:tcW w:type="dxa" w:w="1994"/>
+          </w:tcPr>
+          <w:p>
+            <w:r>
+              <w:rPr>
+                <w:sz w:val="16"/>
+              </w:rPr>
+              <w:t>App Service name. Example: fslapp-nyaaa</w:t>
+            </w:r>
+          </w:p>
+        </w:tc>
+        <w:tc>
+          <w:tcPr>
+            <w:tcW w:type="dxa" w:w="1994"/>
+          </w:tcPr>
+          <w:p>
+            <w:r>
+              <w:rPr>
+                <w:sz w:val="16"/>
+              </w:rPr>
+              <w:t>This is the App Service resource name. Open: https://portal.azure.com/#@nyaaa.com/resource/subscriptions/e287db16-b6ae-415e-bd52-41c8ec5a8f08/resourceGroups/rg-nlaaroubi-sbx-eus2-001/providers/Microsoft.Web/sites/fslapp-nyaaa/msi — the 'Name' shown under System Assigned is the value to use.</w:t>
+            </w:r>
+          </w:p>
+        </w:tc>
+      </w:tr>
+      <w:tr>
+        <w:tc>
+          <w:tcPr>
+            <w:tcW w:type="dxa" w:w="1994"/>
+          </w:tcPr>
+          <w:p>
+            <w:r>
+              <w:rPr>
+                <w:b/>
+                <w:sz w:val="16"/>
+              </w:rPr>
+              <w:t>FSLAPP_PG_AUTH</w:t>
+            </w:r>
+          </w:p>
+        </w:tc>
+        <w:tc>
+          <w:tcPr>
+            <w:tcW w:type="dxa" w:w="1994"/>
+          </w:tcPr>
+          <w:p>
+            <w:r>
+              <w:rPr>
+                <w:b/>
+                <w:color w:val="CC0000"/>
+                <w:sz w:val="16"/>
+              </w:rPr>
+              <w:t>YES</w:t>
+            </w:r>
+          </w:p>
+        </w:tc>
+        <w:tc>
+          <w:tcPr>
+            <w:tcW w:type="dxa" w:w="1994"/>
+          </w:tcPr>
+          <w:p>
+            <w:r>
+              <w:rPr>
+                <w:sz w:val="16"/>
+              </w:rPr>
+              <w:t>Authentication method for PostgreSQL. 'entra' = Azure Managed Identity token (no password). If set to anything else, the app will try password auth and fail on Azure.</w:t>
+            </w:r>
+          </w:p>
+        </w:tc>
+        <w:tc>
+          <w:tcPr>
+            <w:tcW w:type="dxa" w:w="1994"/>
+          </w:tcPr>
+          <w:p>
+            <w:r>
+              <w:rPr>
+                <w:sz w:val="16"/>
+              </w:rPr>
+              <w:t>Fixed value: entra</w:t>
+            </w:r>
+          </w:p>
+        </w:tc>
+        <w:tc>
+          <w:tcPr>
+            <w:tcW w:type="dxa" w:w="1994"/>
+          </w:tcPr>
+          <w:p>
+            <w:r>
+              <w:rPr>
+                <w:sz w:val="16"/>
+              </w:rPr>
+              <w:t>Fixed — always 'entra'. Do not change.</w:t>
+            </w:r>
+          </w:p>
+        </w:tc>
+      </w:tr>
+      <w:tr>
+        <w:tc>
+          <w:tcPr>
+            <w:tcW w:type="dxa" w:w="1994"/>
+          </w:tcPr>
+          <w:p>
+            <w:r>
+              <w:rPr>
+                <w:b/>
+                <w:sz w:val="16"/>
+              </w:rPr>
+              <w:t>FSLAPP_PG_SCHEMA</w:t>
+            </w:r>
+          </w:p>
+        </w:tc>
+        <w:tc>
+          <w:tcPr>
+            <w:tcW w:type="dxa" w:w="1994"/>
+          </w:tcPr>
+          <w:p>
+            <w:r>
+              <w:rPr>
+                <w:sz w:val="16"/>
+              </w:rPr>
+              <w:t>no</w:t>
+            </w:r>
+          </w:p>
+        </w:tc>
+        <w:tc>
+          <w:tcPr>
+            <w:tcW w:type="dxa" w:w="1994"/>
+          </w:tcPr>
+          <w:p>
+            <w:r>
+              <w:rPr>
+                <w:sz w:val="16"/>
+              </w:rPr>
+              <w:t>Default schema used by the PG connection pool when no schema is specified in a query. The optimizer queries use this as their search_path.</w:t>
+            </w:r>
+          </w:p>
+        </w:tc>
+        <w:tc>
+          <w:tcPr>
+            <w:tcW w:type="dxa" w:w="1994"/>
+          </w:tcPr>
+          <w:p>
+            <w:r>
+              <w:rPr>
+                <w:sz w:val="16"/>
+              </w:rPr>
+              <w:t>Schema name. Default: optimizer  (valid values: core, optimizer, sales)</w:t>
+            </w:r>
+          </w:p>
+        </w:tc>
+        <w:tc>
+          <w:tcPr>
+            <w:tcW w:type="dxa" w:w="1994"/>
+          </w:tcPr>
+          <w:p>
+            <w:r>
+              <w:rPr>
+                <w:sz w:val="16"/>
+              </w:rPr>
+              <w:t>Fixed — leave as 'optimizer' unless directed by engineering.</w:t>
+            </w:r>
+          </w:p>
+        </w:tc>
+      </w:tr>
+      <w:tr>
+        <w:tc>
+          <w:tcPr>
+            <w:tcW w:type="dxa" w:w="1994"/>
+          </w:tcPr>
+          <w:p>
+            <w:r>
+              <w:rPr>
+                <w:b/>
+                <w:sz w:val="16"/>
+              </w:rPr>
+              <w:t>DB_PRIMARY</w:t>
+            </w:r>
+          </w:p>
+        </w:tc>
+        <w:tc>
+          <w:tcPr>
+            <w:tcW w:type="dxa" w:w="1994"/>
+          </w:tcPr>
+          <w:p>
+            <w:r>
+              <w:rPr>
+                <w:sz w:val="16"/>
+              </w:rPr>
+              <w:t>no</w:t>
+            </w:r>
+          </w:p>
+        </w:tc>
+        <w:tc>
+          <w:tcPr>
+            <w:tcW w:type="dxa" w:w="1994"/>
+          </w:tcPr>
+          <w:p>
+            <w:r>
+              <w:rPr>
+                <w:sz w:val="16"/>
+              </w:rPr>
+              <w:t>Selects which database backend the app uses internally. 'postgres' = Azure PostgreSQL (production). Changing this disables the PG backend.</w:t>
+            </w:r>
+          </w:p>
+        </w:tc>
+        <w:tc>
+          <w:tcPr>
+            <w:tcW w:type="dxa" w:w="1994"/>
+          </w:tcPr>
+          <w:p>
+            <w:r>
+              <w:rPr>
+                <w:sz w:val="16"/>
+              </w:rPr>
+              <w:t>Fixed value: postgres</w:t>
+            </w:r>
+          </w:p>
+        </w:tc>
+        <w:tc>
+          <w:tcPr>
+            <w:tcW w:type="dxa" w:w="1994"/>
+          </w:tcPr>
+          <w:p>
+            <w:r>
+              <w:rPr>
+                <w:sz w:val="16"/>
+              </w:rPr>
+              <w:t>Fixed — always 'postgres'. Do not change.</w:t>
+            </w:r>
+          </w:p>
+        </w:tc>
+      </w:tr>
+    </w:tbl>
+    <w:p/>
+    <w:p>
+      <w:pPr>
+        <w:pStyle w:val="Heading2"/>
+        <w:jc w:val="left"/>
+      </w:pPr>
+      <w:r>
+        <w:t>4.3  Salesforce API</w:t>
+      </w:r>
+    </w:p>
+    <w:p>
+      <w:r>
+        <w:rPr>
+          <w:sz w:val="22"/>
+        </w:rPr>
+        <w:t>FSLAPP connects to the AAA Salesforce org to read Work Orders, Service Appointments, drivers, territories, and dispatch data. These credentials come from a Salesforce Connected App configured for OAuth 2.0 Username-Password flow.</w:t>
+      </w:r>
+    </w:p>
+    <w:p>
+      <w:r>
+        <w:rPr>
+          <w:b/>
+          <w:color w:val="0078D4"/>
+          <w:sz w:val="20"/>
+        </w:rPr>
+        <w:t>ℹ  To find these values in Salesforce: open Setup → Apps → App Manager → find the 'FSLAPP API' Connected App → click View → click 'Manage Consumer Details'. Direct link: https://aaawcny.lightning.force.com/lightning/setup/ConnectedApplication/home</w:t>
+      </w:r>
+    </w:p>
+    <w:tbl>
+      <w:tblPr>
+        <w:tblStyle w:val="LightShading-Accent1"/>
+        <w:tblW w:type="auto" w:w="0"/>
+        <w:tblLook w:firstColumn="1" w:firstRow="1" w:lastColumn="0" w:lastRow="0" w:noHBand="0" w:noVBand="1" w:val="04A0"/>
+      </w:tblPr>
+      <w:tblGrid>
+        <w:gridCol w:w="1994"/>
+        <w:gridCol w:w="1994"/>
+        <w:gridCol w:w="1994"/>
+        <w:gridCol w:w="1994"/>
+        <w:gridCol w:w="1994"/>
+      </w:tblGrid>
+      <w:tr>
+        <w:tc>
+          <w:tcPr>
+            <w:tcW w:type="dxa" w:w="1994"/>
+          </w:tcPr>
+          <w:p>
+            <w:r>
+              <w:rPr>
+                <w:b/>
+                <w:sz w:val="16"/>
+              </w:rPr>
+              <w:t>Variable</w:t>
+            </w:r>
+          </w:p>
+        </w:tc>
+        <w:tc>
+          <w:tcPr>
+            <w:tcW w:type="dxa" w:w="1994"/>
+          </w:tcPr>
+          <w:p>
+            <w:r>
+              <w:rPr>
+                <w:b/>
+                <w:sz w:val="16"/>
+              </w:rPr>
+              <w:t>Required</w:t>
+            </w:r>
+          </w:p>
+        </w:tc>
+        <w:tc>
+          <w:tcPr>
+            <w:tcW w:type="dxa" w:w="1994"/>
+          </w:tcPr>
+          <w:p>
+            <w:r>
+              <w:rPr>
+                <w:b/>
+                <w:sz w:val="16"/>
+              </w:rPr>
+              <w:t>Purpose — What the app uses it for</w:t>
+            </w:r>
+          </w:p>
+        </w:tc>
+        <w:tc>
+          <w:tcPr>
+            <w:tcW w:type="dxa" w:w="1994"/>
+          </w:tcPr>
+          <w:p>
+            <w:r>
+              <w:rPr>
+                <w:b/>
+                <w:sz w:val="16"/>
+              </w:rPr>
+              <w:t>Format / Example Value</w:t>
+            </w:r>
+          </w:p>
+        </w:tc>
+        <w:tc>
+          <w:tcPr>
+            <w:tcW w:type="dxa" w:w="1994"/>
+          </w:tcPr>
+          <w:p>
+            <w:r>
+              <w:rPr>
+                <w:b/>
+                <w:sz w:val="16"/>
+              </w:rPr>
+              <w:t>Where to get it</w:t>
+            </w:r>
+          </w:p>
+        </w:tc>
+      </w:tr>
+      <w:tr>
+        <w:tc>
+          <w:tcPr>
+            <w:tcW w:type="dxa" w:w="1994"/>
+          </w:tcPr>
+          <w:p>
+            <w:r>
+              <w:rPr>
+                <w:b/>
+                <w:sz w:val="16"/>
+              </w:rPr>
+              <w:t>SF_TOKEN_URL</w:t>
+            </w:r>
+          </w:p>
+        </w:tc>
+        <w:tc>
+          <w:tcPr>
+            <w:tcW w:type="dxa" w:w="1994"/>
+          </w:tcPr>
+          <w:p>
+            <w:r>
+              <w:rPr>
+                <w:b/>
+                <w:color w:val="CC0000"/>
+                <w:sz w:val="16"/>
+              </w:rPr>
+              <w:t>YES</w:t>
+            </w:r>
+          </w:p>
+        </w:tc>
+        <w:tc>
+          <w:tcPr>
+            <w:tcW w:type="dxa" w:w="1994"/>
+          </w:tcPr>
+          <w:p>
+            <w:r>
+              <w:rPr>
+                <w:sz w:val="16"/>
+              </w:rPr>
+              <w:t>The Salesforce OAuth 2.0 token endpoint. The app POSTs credentials here to get an access token. For production orgs this is always login.salesforce.com.</w:t>
+            </w:r>
+          </w:p>
+        </w:tc>
+        <w:tc>
+          <w:tcPr>
+            <w:tcW w:type="dxa" w:w="1994"/>
+          </w:tcPr>
+          <w:p>
+            <w:r>
+              <w:rPr>
+                <w:sz w:val="16"/>
+              </w:rPr>
+              <w:t>URL. Value: https://login.salesforce.com/services/oauth2/token</w:t>
+            </w:r>
+          </w:p>
+        </w:tc>
+        <w:tc>
+          <w:tcPr>
+            <w:tcW w:type="dxa" w:w="1994"/>
+          </w:tcPr>
+          <w:p>
+            <w:r>
+              <w:rPr>
+                <w:sz w:val="16"/>
+              </w:rPr>
+              <w:t>Fixed for production. If using a Sandbox org, replace 'login' with 'test': https://test.salesforce.com/services/oauth2/token</w:t>
+            </w:r>
+          </w:p>
+        </w:tc>
+      </w:tr>
+      <w:tr>
+        <w:tc>
+          <w:tcPr>
+            <w:tcW w:type="dxa" w:w="1994"/>
+          </w:tcPr>
+          <w:p>
+            <w:r>
+              <w:rPr>
+                <w:b/>
+                <w:sz w:val="16"/>
+              </w:rPr>
+              <w:t>SF_CONSUMER_KEY</w:t>
+            </w:r>
+          </w:p>
+        </w:tc>
+        <w:tc>
+          <w:tcPr>
+            <w:tcW w:type="dxa" w:w="1994"/>
+          </w:tcPr>
+          <w:p>
+            <w:r>
+              <w:rPr>
+                <w:b/>
+                <w:color w:val="CC0000"/>
+                <w:sz w:val="16"/>
+              </w:rPr>
+              <w:t>YES</w:t>
+            </w:r>
+          </w:p>
+        </w:tc>
+        <w:tc>
+          <w:tcPr>
+            <w:tcW w:type="dxa" w:w="1994"/>
+          </w:tcPr>
+          <w:p>
+            <w:r>
+              <w:rPr>
+                <w:sz w:val="16"/>
+              </w:rPr>
+              <w:t>The Connected App's Consumer Key (also called Client ID). Identifies which app is connecting. Do not confuse with the Consumer Secret.</w:t>
+            </w:r>
+          </w:p>
+        </w:tc>
+        <w:tc>
+          <w:tcPr>
+            <w:tcW w:type="dxa" w:w="1994"/>
+          </w:tcPr>
+          <w:p>
+            <w:r>
+              <w:rPr>
+                <w:sz w:val="16"/>
+              </w:rPr>
+              <w:t>Long alphanumeric string. Example: 3MVG9...Xyz (50+ chars)</w:t>
+            </w:r>
+          </w:p>
+        </w:tc>
+        <w:tc>
+          <w:tcPr>
+            <w:tcW w:type="dxa" w:w="1994"/>
+          </w:tcPr>
+          <w:p>
+            <w:r>
+              <w:rPr>
+                <w:sz w:val="16"/>
+              </w:rPr>
+              <w:t>Salesforce Setup → https://aaawcny.lightning.force.com/lightning/setup/ConnectedApplication/home → find 'FSLAPP API' Connected App → View → Manage Consumer Details → Consumer Key.</w:t>
+            </w:r>
+          </w:p>
+        </w:tc>
+      </w:tr>
+      <w:tr>
+        <w:tc>
+          <w:tcPr>
+            <w:tcW w:type="dxa" w:w="1994"/>
+          </w:tcPr>
+          <w:p>
+            <w:r>
+              <w:rPr>
+                <w:b/>
+                <w:sz w:val="16"/>
+              </w:rPr>
+              <w:t>SF_CONSUMER_SECRET</w:t>
+            </w:r>
+          </w:p>
+        </w:tc>
+        <w:tc>
+          <w:tcPr>
+            <w:tcW w:type="dxa" w:w="1994"/>
+          </w:tcPr>
+          <w:p>
+            <w:r>
+              <w:rPr>
+                <w:b/>
+                <w:color w:val="CC0000"/>
+                <w:sz w:val="16"/>
+              </w:rPr>
+              <w:t>YES</w:t>
+            </w:r>
+          </w:p>
+        </w:tc>
+        <w:tc>
+          <w:tcPr>
+            <w:tcW w:type="dxa" w:w="1994"/>
+          </w:tcPr>
+          <w:p>
+            <w:r>
+              <w:rPr>
+                <w:sz w:val="16"/>
+              </w:rPr>
+              <w:t>The Connected App's Consumer Secret (Client Secret). Proves the app is authorized. Must be kept confidential — treat like a password.</w:t>
+            </w:r>
+          </w:p>
+        </w:tc>
+        <w:tc>
+          <w:tcPr>
+            <w:tcW w:type="dxa" w:w="1994"/>
+          </w:tcPr>
+          <w:p>
+            <w:r>
+              <w:rPr>
+                <w:sz w:val="16"/>
+              </w:rPr>
+              <w:t>Alphanumeric string. Example: ABC123xyz...</w:t>
+            </w:r>
+          </w:p>
+        </w:tc>
+        <w:tc>
+          <w:tcPr>
+            <w:tcW w:type="dxa" w:w="1994"/>
+          </w:tcPr>
+          <w:p>
+            <w:r>
+              <w:rPr>
+                <w:sz w:val="16"/>
+              </w:rPr>
+              <w:t>Salesforce Setup → https://aaawcny.lightning.force.com/lightning/setup/ConnectedApplication/home → 'FSLAPP API' → View → Manage Consumer Details → Consumer Secret → click to reveal.</w:t>
+            </w:r>
+          </w:p>
+        </w:tc>
+      </w:tr>
+      <w:tr>
+        <w:tc>
+          <w:tcPr>
+            <w:tcW w:type="dxa" w:w="1994"/>
+          </w:tcPr>
+          <w:p>
+            <w:r>
+              <w:rPr>
+                <w:b/>
+                <w:sz w:val="16"/>
+              </w:rPr>
+              <w:t>SF_USERNAME</w:t>
+            </w:r>
+          </w:p>
+        </w:tc>
+        <w:tc>
+          <w:tcPr>
+            <w:tcW w:type="dxa" w:w="1994"/>
+          </w:tcPr>
+          <w:p>
+            <w:r>
+              <w:rPr>
+                <w:b/>
+                <w:color w:val="CC0000"/>
+                <w:sz w:val="16"/>
+              </w:rPr>
+              <w:t>YES</w:t>
+            </w:r>
+          </w:p>
+        </w:tc>
+        <w:tc>
+          <w:tcPr>
+            <w:tcW w:type="dxa" w:w="1994"/>
+          </w:tcPr>
+          <w:p>
+            <w:r>
+              <w:rPr>
+                <w:sz w:val="16"/>
+              </w:rPr>
+              <w:t>The Salesforce API user's username. This is a dedicated integration user, not a human user account. Must have API access and appropriate object permissions.</w:t>
+            </w:r>
+          </w:p>
+        </w:tc>
+        <w:tc>
+          <w:tcPr>
+            <w:tcW w:type="dxa" w:w="1994"/>
+          </w:tcPr>
+          <w:p>
+            <w:r>
+              <w:rPr>
+                <w:sz w:val="16"/>
+              </w:rPr>
+              <w:t>Salesforce username (email format). Example: api_user@aaawcny.com.fslapp</w:t>
+            </w:r>
+          </w:p>
+        </w:tc>
+        <w:tc>
+          <w:tcPr>
+            <w:tcW w:type="dxa" w:w="1994"/>
+          </w:tcPr>
+          <w:p>
+            <w:r>
+              <w:rPr>
+                <w:sz w:val="16"/>
+              </w:rPr>
+              <w:t>Salesforce Setup → https://aaawcny.lightning.force.com/lightning/setup/ManageUsers/home → find the 'FSLAPP API' integration user → copy the Username field.</w:t>
+            </w:r>
+          </w:p>
+        </w:tc>
+      </w:tr>
+      <w:tr>
+        <w:tc>
+          <w:tcPr>
+            <w:tcW w:type="dxa" w:w="1994"/>
+          </w:tcPr>
+          <w:p>
+            <w:r>
+              <w:rPr>
+                <w:b/>
+                <w:sz w:val="16"/>
+              </w:rPr>
+              <w:t>SF_PASSWORD</w:t>
+            </w:r>
+          </w:p>
+        </w:tc>
+        <w:tc>
+          <w:tcPr>
+            <w:tcW w:type="dxa" w:w="1994"/>
+          </w:tcPr>
+          <w:p>
+            <w:r>
+              <w:rPr>
+                <w:b/>
+                <w:color w:val="CC0000"/>
+                <w:sz w:val="16"/>
+              </w:rPr>
+              <w:t>YES</w:t>
+            </w:r>
+          </w:p>
+        </w:tc>
+        <w:tc>
+          <w:tcPr>
+            <w:tcW w:type="dxa" w:w="1994"/>
+          </w:tcPr>
+          <w:p>
+            <w:r>
+              <w:rPr>
+                <w:sz w:val="16"/>
+              </w:rPr>
+              <w:t>The Salesforce API user's password. Combined with SF_SECURITY_TOKEN at login time. Never share. Rotate if the user's password is reset.</w:t>
+            </w:r>
+          </w:p>
+        </w:tc>
+        <w:tc>
+          <w:tcPr>
+            <w:tcW w:type="dxa" w:w="1994"/>
+          </w:tcPr>
+          <w:p>
+            <w:r>
+              <w:rPr>
+                <w:sz w:val="16"/>
+              </w:rPr>
+              <w:t>The user's Salesforce password. Do not include the security token here.</w:t>
+            </w:r>
+          </w:p>
+        </w:tc>
+        <w:tc>
+          <w:tcPr>
+            <w:tcW w:type="dxa" w:w="1994"/>
+          </w:tcPr>
+          <w:p>
+            <w:r>
+              <w:rPr>
+                <w:sz w:val="16"/>
+              </w:rPr>
+              <w:t>This is the password you set for the API user account in Salesforce. If forgotten, reset it at: https://aaawcny.lightning.force.com/lightning/setup/ManageUsers/home → user → Reset Password.</w:t>
+            </w:r>
+          </w:p>
+        </w:tc>
+      </w:tr>
+      <w:tr>
+        <w:tc>
+          <w:tcPr>
+            <w:tcW w:type="dxa" w:w="1994"/>
+          </w:tcPr>
+          <w:p>
+            <w:r>
+              <w:rPr>
+                <w:b/>
+                <w:sz w:val="16"/>
+              </w:rPr>
+              <w:t>SF_SECURITY_TOKEN</w:t>
+            </w:r>
+          </w:p>
+        </w:tc>
+        <w:tc>
+          <w:tcPr>
+            <w:tcW w:type="dxa" w:w="1994"/>
+          </w:tcPr>
+          <w:p>
+            <w:r>
+              <w:rPr>
+                <w:b/>
+                <w:color w:val="CC0000"/>
+                <w:sz w:val="16"/>
+              </w:rPr>
+              <w:t>YES</w:t>
+            </w:r>
+          </w:p>
+        </w:tc>
+        <w:tc>
+          <w:tcPr>
+            <w:tcW w:type="dxa" w:w="1994"/>
+          </w:tcPr>
+          <w:p>
+            <w:r>
+              <w:rPr>
+                <w:sz w:val="16"/>
+              </w:rPr>
+              <w:t>Salesforce appends the security token to the password for API logins from non-whitelisted IPs. The app concatenates SF_PASSWORD + SF_SECURITY_TOKEN and sends the combined string as the password.</w:t>
+            </w:r>
+          </w:p>
+        </w:tc>
+        <w:tc>
+          <w:tcPr>
+            <w:tcW w:type="dxa" w:w="1994"/>
+          </w:tcPr>
+          <w:p>
+            <w:r>
+              <w:rPr>
+                <w:sz w:val="16"/>
+              </w:rPr>
+              <w:t>Alphanumeric token. Example: aBcDeFgH1234 (typically 24 chars)</w:t>
+            </w:r>
+          </w:p>
+        </w:tc>
+        <w:tc>
+          <w:tcPr>
+            <w:tcW w:type="dxa" w:w="1994"/>
+          </w:tcPr>
+          <w:p>
+            <w:r>
+              <w:rPr>
+                <w:sz w:val="16"/>
+              </w:rPr>
+              <w:t>Log in to Salesforce as the API user → My Settings → Personal → Reset My Security Token. Token is emailed to the user. Direct link (as that user): https://aaawcny.lightning.force.com/lightning/settings/personal/PersonalInformation/home</w:t>
+            </w:r>
+          </w:p>
+        </w:tc>
+      </w:tr>
+      <w:tr>
+        <w:tc>
+          <w:tcPr>
+            <w:tcW w:type="dxa" w:w="1994"/>
+          </w:tcPr>
+          <w:p>
+            <w:r>
+              <w:rPr>
+                <w:b/>
+                <w:sz w:val="16"/>
+              </w:rPr>
+              <w:t>SF_RATE_LIMIT</w:t>
+            </w:r>
+          </w:p>
+        </w:tc>
+        <w:tc>
+          <w:tcPr>
+            <w:tcW w:type="dxa" w:w="1994"/>
+          </w:tcPr>
+          <w:p>
+            <w:r>
+              <w:rPr>
+                <w:sz w:val="16"/>
+              </w:rPr>
+              <w:t>no</w:t>
+            </w:r>
+          </w:p>
+        </w:tc>
+        <w:tc>
+          <w:tcPr>
+            <w:tcW w:type="dxa" w:w="1994"/>
+          </w:tcPr>
+          <w:p>
+            <w:r>
+              <w:rPr>
+                <w:sz w:val="16"/>
+              </w:rPr>
+              <w:t>Maximum Salesforce API calls per minute. Prevents hitting Salesforce governor limits. The app uses a token-bucket rate limiter internally.</w:t>
+            </w:r>
+          </w:p>
+        </w:tc>
+        <w:tc>
+          <w:tcPr>
+            <w:tcW w:type="dxa" w:w="1994"/>
+          </w:tcPr>
+          <w:p>
+            <w:r>
+              <w:rPr>
+                <w:sz w:val="16"/>
+              </w:rPr>
+              <w:t>Integer. Default: 300  (= 5 calls/second, well within SF limits)</w:t>
+            </w:r>
+          </w:p>
+        </w:tc>
+        <w:tc>
+          <w:tcPr>
+            <w:tcW w:type="dxa" w:w="1994"/>
+          </w:tcPr>
+          <w:p>
+            <w:r>
+              <w:rPr>
+                <w:sz w:val="16"/>
+              </w:rPr>
+              <w:t>Leave at default 300 unless Salesforce reports API limit errors in the logs.</w:t>
+            </w:r>
+          </w:p>
+        </w:tc>
+      </w:tr>
+    </w:tbl>
+    <w:p/>
+    <w:p>
+      <w:pPr>
+        <w:pStyle w:val="Heading2"/>
+        <w:jc w:val="left"/>
+      </w:pPr>
+      <w:r>
+        <w:t>4.4  AI / LLM API Keys</w:t>
+      </w:r>
+    </w:p>
+    <w:p>
+      <w:r>
+        <w:rPr>
+          <w:sz w:val="22"/>
+        </w:rPr>
+        <w:t>FSLAPP uses multiple AI providers for chatbot, optimizer analysis, and insight generation. At least one provider key must be set — the app falls back through providers if one fails.</w:t>
+      </w:r>
+    </w:p>
+    <w:tbl>
+      <w:tblPr>
+        <w:tblStyle w:val="LightShading-Accent1"/>
+        <w:tblW w:type="auto" w:w="0"/>
+        <w:tblLook w:firstColumn="1" w:firstRow="1" w:lastColumn="0" w:lastRow="0" w:noHBand="0" w:noVBand="1" w:val="04A0"/>
+      </w:tblPr>
+      <w:tblGrid>
+        <w:gridCol w:w="1994"/>
+        <w:gridCol w:w="1994"/>
+        <w:gridCol w:w="1994"/>
+        <w:gridCol w:w="1994"/>
+        <w:gridCol w:w="1994"/>
+      </w:tblGrid>
+      <w:tr>
+        <w:tc>
+          <w:tcPr>
+            <w:tcW w:type="dxa" w:w="1994"/>
+          </w:tcPr>
+          <w:p>
+            <w:r>
+              <w:rPr>
+                <w:b/>
+                <w:sz w:val="16"/>
+              </w:rPr>
+              <w:t>Variable</w:t>
+            </w:r>
+          </w:p>
+        </w:tc>
+        <w:tc>
+          <w:tcPr>
+            <w:tcW w:type="dxa" w:w="1994"/>
+          </w:tcPr>
+          <w:p>
+            <w:r>
+              <w:rPr>
+                <w:b/>
+                <w:sz w:val="16"/>
+              </w:rPr>
+              <w:t>Required</w:t>
+            </w:r>
+          </w:p>
+        </w:tc>
+        <w:tc>
+          <w:tcPr>
+            <w:tcW w:type="dxa" w:w="1994"/>
+          </w:tcPr>
+          <w:p>
+            <w:r>
+              <w:rPr>
+                <w:b/>
+                <w:sz w:val="16"/>
+              </w:rPr>
+              <w:t>Purpose — What the app uses it for</w:t>
+            </w:r>
+          </w:p>
+        </w:tc>
+        <w:tc>
+          <w:tcPr>
+            <w:tcW w:type="dxa" w:w="1994"/>
+          </w:tcPr>
+          <w:p>
+            <w:r>
+              <w:rPr>
+                <w:b/>
+                <w:sz w:val="16"/>
+              </w:rPr>
+              <w:t>Format / Example Value</w:t>
+            </w:r>
+          </w:p>
+        </w:tc>
+        <w:tc>
+          <w:tcPr>
+            <w:tcW w:type="dxa" w:w="1994"/>
+          </w:tcPr>
+          <w:p>
+            <w:r>
+              <w:rPr>
+                <w:b/>
+                <w:sz w:val="16"/>
+              </w:rPr>
+              <w:t>Where to get it</w:t>
+            </w:r>
+          </w:p>
+        </w:tc>
+      </w:tr>
+      <w:tr>
+        <w:tc>
+          <w:tcPr>
+            <w:tcW w:type="dxa" w:w="1994"/>
+          </w:tcPr>
+          <w:p>
+            <w:r>
+              <w:rPr>
+                <w:b/>
+                <w:sz w:val="16"/>
+              </w:rPr>
+              <w:t>ANTHROPIC_API_KEY</w:t>
+            </w:r>
+          </w:p>
+        </w:tc>
+        <w:tc>
+          <w:tcPr>
+            <w:tcW w:type="dxa" w:w="1994"/>
+          </w:tcPr>
+          <w:p>
+            <w:r>
+              <w:rPr>
+                <w:b/>
+                <w:color w:val="CC0000"/>
+                <w:sz w:val="16"/>
+              </w:rPr>
+              <w:t>YES</w:t>
+            </w:r>
+          </w:p>
+        </w:tc>
+        <w:tc>
+          <w:tcPr>
+            <w:tcW w:type="dxa" w:w="1994"/>
+          </w:tcPr>
+          <w:p>
+            <w:r>
+              <w:rPr>
+                <w:sz w:val="16"/>
+              </w:rPr>
+              <w:t>API key for Anthropic Claude (claude-sonnet-4-6). Used by: optimizer chat (/api/optimizer/chat), general chatbot (/api/chat), and AI insight generation. Primary AI provider.</w:t>
+            </w:r>
+          </w:p>
+        </w:tc>
+        <w:tc>
+          <w:tcPr>
+            <w:tcW w:type="dxa" w:w="1994"/>
+          </w:tcPr>
+          <w:p>
+            <w:r>
+              <w:rPr>
+                <w:sz w:val="16"/>
+              </w:rPr>
+              <w:t>Starts with 'sk-ant-'. Example: sk-ant-api03-XXXX...  (108 chars total)</w:t>
+            </w:r>
+          </w:p>
+        </w:tc>
+        <w:tc>
+          <w:tcPr>
+            <w:tcW w:type="dxa" w:w="1994"/>
+          </w:tcPr>
+          <w:p>
+            <w:r>
+              <w:rPr>
+                <w:sz w:val="16"/>
+              </w:rPr>
+              <w:t>Log in to: https://console.anthropic.com/settings/keys → Create Key → name it 'FSLAPP Production' → copy immediately (shown only once). Belongs to workspace: Anthropic.</w:t>
+            </w:r>
+          </w:p>
+        </w:tc>
+      </w:tr>
+      <w:tr>
+        <w:tc>
+          <w:tcPr>
+            <w:tcW w:type="dxa" w:w="1994"/>
+          </w:tcPr>
+          <w:p>
+            <w:r>
+              <w:rPr>
+                <w:b/>
+                <w:sz w:val="16"/>
+              </w:rPr>
+              <w:t>OPENAI_API_KEY</w:t>
+            </w:r>
+          </w:p>
+        </w:tc>
+        <w:tc>
+          <w:tcPr>
+            <w:tcW w:type="dxa" w:w="1994"/>
+          </w:tcPr>
+          <w:p>
+            <w:r>
+              <w:rPr>
+                <w:b/>
+                <w:color w:val="CC0000"/>
+                <w:sz w:val="16"/>
+              </w:rPr>
+              <w:t>YES</w:t>
+            </w:r>
+          </w:p>
+        </w:tc>
+        <w:tc>
+          <w:tcPr>
+            <w:tcW w:type="dxa" w:w="1994"/>
+          </w:tcPr>
+          <w:p>
+            <w:r>
+              <w:rPr>
+                <w:sz w:val="16"/>
+              </w:rPr>
+              <w:t>API key for OpenAI GPT-4o. Used as secondary AI provider for chatbot when Anthropic is unavailable or for GPT-4o specific features.</w:t>
+            </w:r>
+          </w:p>
+        </w:tc>
+        <w:tc>
+          <w:tcPr>
+            <w:tcW w:type="dxa" w:w="1994"/>
+          </w:tcPr>
+          <w:p>
+            <w:r>
+              <w:rPr>
+                <w:sz w:val="16"/>
+              </w:rPr>
+              <w:t>Starts with 'sk-'. Example: sk-proj-XXXX...  (100+ chars)</w:t>
+            </w:r>
+          </w:p>
+        </w:tc>
+        <w:tc>
+          <w:tcPr>
+            <w:tcW w:type="dxa" w:w="1994"/>
+          </w:tcPr>
+          <w:p>
+            <w:r>
+              <w:rPr>
+                <w:sz w:val="16"/>
+              </w:rPr>
+              <w:t>Log in to: https://platform.openai.com/api-keys → Create new secret key → name it 'FSLAPP Production' → copy immediately (shown only once). Must have GPT-4o access on the account.</w:t>
+            </w:r>
+          </w:p>
+        </w:tc>
+      </w:tr>
+      <w:tr>
+        <w:tc>
+          <w:tcPr>
+            <w:tcW w:type="dxa" w:w="1994"/>
+          </w:tcPr>
+          <w:p>
+            <w:r>
+              <w:rPr>
+                <w:b/>
+                <w:sz w:val="16"/>
+              </w:rPr>
+              <w:t>GOOGLE_AI_API_KEY</w:t>
+            </w:r>
+          </w:p>
+        </w:tc>
+        <w:tc>
+          <w:tcPr>
+            <w:tcW w:type="dxa" w:w="1994"/>
+          </w:tcPr>
+          <w:p>
+            <w:r>
+              <w:rPr>
+                <w:b/>
+                <w:color w:val="CC0000"/>
+                <w:sz w:val="16"/>
+              </w:rPr>
+              <w:t>YES</w:t>
+            </w:r>
+          </w:p>
+        </w:tc>
+        <w:tc>
+          <w:tcPr>
+            <w:tcW w:type="dxa" w:w="1994"/>
+          </w:tcPr>
+          <w:p>
+            <w:r>
+              <w:rPr>
+                <w:sz w:val="16"/>
+              </w:rPr>
+              <w:t>API key for Google Gemini (gemini-1.5-pro or gemini-2.0-flash). Third AI provider option for the chatbot and analysis features.</w:t>
+            </w:r>
+          </w:p>
+        </w:tc>
+        <w:tc>
+          <w:tcPr>
+            <w:tcW w:type="dxa" w:w="1994"/>
+          </w:tcPr>
+          <w:p>
+            <w:r>
+              <w:rPr>
+                <w:sz w:val="16"/>
+              </w:rPr>
+              <w:t>Starts with 'AIza'. Example: AIzaSyXXXX... (39 chars)</w:t>
+            </w:r>
+          </w:p>
+        </w:tc>
+        <w:tc>
+          <w:tcPr>
+            <w:tcW w:type="dxa" w:w="1994"/>
+          </w:tcPr>
+          <w:p>
+            <w:r>
+              <w:rPr>
+                <w:sz w:val="16"/>
+              </w:rPr>
+              <w:t>Log in to: https://aistudio.google.com/app/apikey → Create API Key → select the 'FSLAPP' GCP project → copy the key. Free tier available; upgrade to paid for production volume.</w:t>
+            </w:r>
+          </w:p>
+        </w:tc>
+      </w:tr>
+      <w:tr>
+        <w:tc>
+          <w:tcPr>
+            <w:tcW w:type="dxa" w:w="1994"/>
+          </w:tcPr>
+          <w:p>
+            <w:r>
+              <w:rPr>
+                <w:b/>
+                <w:sz w:val="16"/>
+              </w:rPr>
+              <w:t>GOOGLE_MAPS_API_KEY</w:t>
+            </w:r>
+          </w:p>
+        </w:tc>
+        <w:tc>
+          <w:tcPr>
+            <w:tcW w:type="dxa" w:w="1994"/>
+          </w:tcPr>
+          <w:p>
+            <w:r>
+              <w:rPr>
+                <w:b/>
+                <w:color w:val="CC0000"/>
+                <w:sz w:val="16"/>
+              </w:rPr>
+              <w:t>YES</w:t>
+            </w:r>
+          </w:p>
+        </w:tc>
+        <w:tc>
+          <w:tcPr>
+            <w:tcW w:type="dxa" w:w="1994"/>
+          </w:tcPr>
+          <w:p>
+            <w:r>
+              <w:rPr>
+                <w:sz w:val="16"/>
+              </w:rPr>
+              <w:t>API key for Google Maps Platform. Used for: geocoding addresses, displaying maps on the dispatch view, and calculating drive distances for ETA estimates.</w:t>
+            </w:r>
+          </w:p>
+        </w:tc>
+        <w:tc>
+          <w:tcPr>
+            <w:tcW w:type="dxa" w:w="1994"/>
+          </w:tcPr>
+          <w:p>
+            <w:r>
+              <w:rPr>
+                <w:sz w:val="16"/>
+              </w:rPr>
+              <w:t>Starts with 'AIza'. Example: AIzaSyXXXX... (39 chars)</w:t>
+            </w:r>
+          </w:p>
+        </w:tc>
+        <w:tc>
+          <w:tcPr>
+            <w:tcW w:type="dxa" w:w="1994"/>
+          </w:tcPr>
+          <w:p>
+            <w:r>
+              <w:rPr>
+                <w:sz w:val="16"/>
+              </w:rPr>
+              <w:t>Log in to: https://console.cloud.google.com/apis/credentials → Create credentials → API key → restrict key to: Maps JavaScript API + Geocoding API + Directions API. Separate from the Google AI key — must be from the same GCP project.</w:t>
+            </w:r>
+          </w:p>
+        </w:tc>
+      </w:tr>
+    </w:tbl>
+    <w:p/>
+    <w:p>
+      <w:pPr>
+        <w:pStyle w:val="Heading2"/>
+        <w:jc w:val="left"/>
+      </w:pPr>
+      <w:r>
+        <w:t>4.5  GitHub</w:t>
+      </w:r>
+    </w:p>
+    <w:tbl>
+      <w:tblPr>
+        <w:tblStyle w:val="LightShading-Accent1"/>
+        <w:tblW w:type="auto" w:w="0"/>
+        <w:tblLook w:firstColumn="1" w:firstRow="1" w:lastColumn="0" w:lastRow="0" w:noHBand="0" w:noVBand="1" w:val="04A0"/>
+      </w:tblPr>
+      <w:tblGrid>
+        <w:gridCol w:w="1994"/>
+        <w:gridCol w:w="1994"/>
+        <w:gridCol w:w="1994"/>
+        <w:gridCol w:w="1994"/>
+        <w:gridCol w:w="1994"/>
+      </w:tblGrid>
+      <w:tr>
+        <w:tc>
+          <w:tcPr>
+            <w:tcW w:type="dxa" w:w="1994"/>
+          </w:tcPr>
+          <w:p>
+            <w:r>
+              <w:rPr>
+                <w:b/>
+                <w:sz w:val="16"/>
+              </w:rPr>
+              <w:t>Variable</w:t>
+            </w:r>
+          </w:p>
+        </w:tc>
+        <w:tc>
+          <w:tcPr>
+            <w:tcW w:type="dxa" w:w="1994"/>
+          </w:tcPr>
+          <w:p>
+            <w:r>
+              <w:rPr>
+                <w:b/>
+                <w:sz w:val="16"/>
+              </w:rPr>
+              <w:t>Required</w:t>
+            </w:r>
+          </w:p>
+        </w:tc>
+        <w:tc>
+          <w:tcPr>
+            <w:tcW w:type="dxa" w:w="1994"/>
+          </w:tcPr>
+          <w:p>
+            <w:r>
+              <w:rPr>
+                <w:b/>
+                <w:sz w:val="16"/>
+              </w:rPr>
+              <w:t>Purpose — What the app uses it for</w:t>
+            </w:r>
+          </w:p>
+        </w:tc>
+        <w:tc>
+          <w:tcPr>
+            <w:tcW w:type="dxa" w:w="1994"/>
+          </w:tcPr>
+          <w:p>
+            <w:r>
+              <w:rPr>
+                <w:b/>
+                <w:sz w:val="16"/>
+              </w:rPr>
+              <w:t>Format / Example Value</w:t>
+            </w:r>
+          </w:p>
+        </w:tc>
+        <w:tc>
+          <w:tcPr>
+            <w:tcW w:type="dxa" w:w="1994"/>
+          </w:tcPr>
+          <w:p>
+            <w:r>
+              <w:rPr>
+                <w:b/>
+                <w:sz w:val="16"/>
+              </w:rPr>
+              <w:t>Where to get it</w:t>
+            </w:r>
+          </w:p>
+        </w:tc>
+      </w:tr>
+      <w:tr>
+        <w:tc>
+          <w:tcPr>
+            <w:tcW w:type="dxa" w:w="1994"/>
+          </w:tcPr>
+          <w:p>
+            <w:r>
+              <w:rPr>
+                <w:b/>
+                <w:sz w:val="16"/>
+              </w:rPr>
+              <w:t>GITHUB_TOKEN</w:t>
+            </w:r>
+          </w:p>
+        </w:tc>
+        <w:tc>
+          <w:tcPr>
+            <w:tcW w:type="dxa" w:w="1994"/>
+          </w:tcPr>
+          <w:p>
+            <w:r>
+              <w:rPr>
+                <w:b/>
+                <w:color w:val="CC0000"/>
+                <w:sz w:val="16"/>
+              </w:rPr>
+              <w:t>YES</w:t>
+            </w:r>
+          </w:p>
+        </w:tc>
+        <w:tc>
+          <w:tcPr>
+            <w:tcW w:type="dxa" w:w="1994"/>
+          </w:tcPr>
+          <w:p>
+            <w:r>
+              <w:rPr>
+                <w:sz w:val="16"/>
+              </w:rPr>
+              <w:t>Personal Access Token (PAT) for GitHub. Used to read the FSLDashboard repo for admin reference pages and code version display in the admin panel.</w:t>
+            </w:r>
+          </w:p>
+        </w:tc>
+        <w:tc>
+          <w:tcPr>
+            <w:tcW w:type="dxa" w:w="1994"/>
+          </w:tcPr>
+          <w:p>
+            <w:r>
+              <w:rPr>
+                <w:sz w:val="16"/>
+              </w:rPr>
+              <w:t>Starts with 'ghp_' (classic) or 'github_pat_' (fine-grained). Example: ghp_XXXX... (40 chars)</w:t>
+            </w:r>
+          </w:p>
+        </w:tc>
+        <w:tc>
+          <w:tcPr>
+            <w:tcW w:type="dxa" w:w="1994"/>
+          </w:tcPr>
+          <w:p>
+            <w:r>
+              <w:rPr>
+                <w:sz w:val="16"/>
+              </w:rPr>
+              <w:t>Log in to GitHub as nlaarh → https://github.com/settings/tokens → Generate new token (classic) → Expiration: 1 year → Scopes: repo (read-only) → Generate → copy immediately. Repo: https://github.com/nlaarh/FSLDashboard</w:t>
+            </w:r>
+          </w:p>
+        </w:tc>
+      </w:tr>
+    </w:tbl>
+    <w:p/>
+    <w:p>
+      <w:pPr>
+        <w:pStyle w:val="Heading2"/>
+        <w:jc w:val="left"/>
+      </w:pPr>
+      <w:r>
+        <w:t>4.6  AgentMail (Email Agent Inbox)</w:t>
+      </w:r>
+    </w:p>
+    <w:p>
+      <w:r>
+        <w:rPr>
+          <w:sz w:val="22"/>
+        </w:rPr>
+        <w:t>AgentMail provides a managed email inbox that the app monitors for incoming email-based commands and responses. The app polls the inbox via API.</w:t>
+      </w:r>
+    </w:p>
+    <w:tbl>
+      <w:tblPr>
+        <w:tblStyle w:val="LightShading-Accent1"/>
+        <w:tblW w:type="auto" w:w="0"/>
+        <w:tblLook w:firstColumn="1" w:firstRow="1" w:lastColumn="0" w:lastRow="0" w:noHBand="0" w:noVBand="1" w:val="04A0"/>
+      </w:tblPr>
+      <w:tblGrid>
+        <w:gridCol w:w="1994"/>
+        <w:gridCol w:w="1994"/>
+        <w:gridCol w:w="1994"/>
+        <w:gridCol w:w="1994"/>
+        <w:gridCol w:w="1994"/>
+      </w:tblGrid>
+      <w:tr>
+        <w:tc>
+          <w:tcPr>
+            <w:tcW w:type="dxa" w:w="1994"/>
+          </w:tcPr>
+          <w:p>
+            <w:r>
+              <w:rPr>
+                <w:b/>
+                <w:sz w:val="16"/>
+              </w:rPr>
+              <w:t>Variable</w:t>
+            </w:r>
+          </w:p>
+        </w:tc>
+        <w:tc>
+          <w:tcPr>
+            <w:tcW w:type="dxa" w:w="1994"/>
+          </w:tcPr>
+          <w:p>
+            <w:r>
+              <w:rPr>
+                <w:b/>
+                <w:sz w:val="16"/>
+              </w:rPr>
+              <w:t>Required</w:t>
+            </w:r>
+          </w:p>
+        </w:tc>
+        <w:tc>
+          <w:tcPr>
+            <w:tcW w:type="dxa" w:w="1994"/>
+          </w:tcPr>
+          <w:p>
+            <w:r>
+              <w:rPr>
+                <w:b/>
+                <w:sz w:val="16"/>
+              </w:rPr>
+              <w:t>Purpose — What the app uses it for</w:t>
+            </w:r>
+          </w:p>
+        </w:tc>
+        <w:tc>
+          <w:tcPr>
+            <w:tcW w:type="dxa" w:w="1994"/>
+          </w:tcPr>
+          <w:p>
+            <w:r>
+              <w:rPr>
+                <w:b/>
+                <w:sz w:val="16"/>
+              </w:rPr>
+              <w:t>Format / Example Value</w:t>
+            </w:r>
+          </w:p>
+        </w:tc>
+        <w:tc>
+          <w:tcPr>
+            <w:tcW w:type="dxa" w:w="1994"/>
+          </w:tcPr>
+          <w:p>
+            <w:r>
+              <w:rPr>
+                <w:b/>
+                <w:sz w:val="16"/>
+              </w:rPr>
+              <w:t>Where to get it</w:t>
+            </w:r>
+          </w:p>
+        </w:tc>
+      </w:tr>
+      <w:tr>
+        <w:tc>
+          <w:tcPr>
+            <w:tcW w:type="dxa" w:w="1994"/>
+          </w:tcPr>
+          <w:p>
+            <w:r>
+              <w:rPr>
+                <w:b/>
+                <w:sz w:val="16"/>
+              </w:rPr>
+              <w:t>AGENTMAIL_API_KEY</w:t>
+            </w:r>
+          </w:p>
+        </w:tc>
+        <w:tc>
+          <w:tcPr>
+            <w:tcW w:type="dxa" w:w="1994"/>
+          </w:tcPr>
+          <w:p>
+            <w:r>
+              <w:rPr>
+                <w:b/>
+                <w:color w:val="CC0000"/>
+                <w:sz w:val="16"/>
+              </w:rPr>
+              <w:t>YES</w:t>
+            </w:r>
+          </w:p>
+        </w:tc>
+        <w:tc>
+          <w:tcPr>
+            <w:tcW w:type="dxa" w:w="1994"/>
+          </w:tcPr>
+          <w:p>
+            <w:r>
+              <w:rPr>
+                <w:sz w:val="16"/>
+              </w:rPr>
+              <w:t>API key for AgentMail service. Authenticates API calls to read and send from the managed inbox. Without this, the email agent feature is disabled.</w:t>
+            </w:r>
+          </w:p>
+        </w:tc>
+        <w:tc>
+          <w:tcPr>
+            <w:tcW w:type="dxa" w:w="1994"/>
+          </w:tcPr>
+          <w:p>
+            <w:r>
+              <w:rPr>
+                <w:sz w:val="16"/>
+              </w:rPr>
+              <w:t>Alphanumeric key from AgentMail dashboard. Example: am_key_XXXX...</w:t>
+            </w:r>
+          </w:p>
+        </w:tc>
+        <w:tc>
+          <w:tcPr>
+            <w:tcW w:type="dxa" w:w="1994"/>
+          </w:tcPr>
+          <w:p>
+            <w:r>
+              <w:rPr>
+                <w:sz w:val="16"/>
+              </w:rPr>
+              <w:t>Log in to: https://agentmail.to/settings → API Keys section → Create new key → name it 'FSLAPP Production' → copy.</w:t>
+            </w:r>
+          </w:p>
+        </w:tc>
+      </w:tr>
+      <w:tr>
+        <w:tc>
+          <w:tcPr>
+            <w:tcW w:type="dxa" w:w="1994"/>
+          </w:tcPr>
+          <w:p>
+            <w:r>
+              <w:rPr>
+                <w:b/>
+                <w:sz w:val="16"/>
+              </w:rPr>
+              <w:t>AGENTMAIL_INBOX</w:t>
+            </w:r>
+          </w:p>
+        </w:tc>
+        <w:tc>
+          <w:tcPr>
+            <w:tcW w:type="dxa" w:w="1994"/>
+          </w:tcPr>
+          <w:p>
+            <w:r>
+              <w:rPr>
+                <w:b/>
+                <w:color w:val="CC0000"/>
+                <w:sz w:val="16"/>
+              </w:rPr>
+              <w:t>YES</w:t>
+            </w:r>
+          </w:p>
+        </w:tc>
+        <w:tc>
+          <w:tcPr>
+            <w:tcW w:type="dxa" w:w="1994"/>
+          </w:tcPr>
+          <w:p>
+            <w:r>
+              <w:rPr>
+                <w:sz w:val="16"/>
+              </w:rPr>
+              <w:t>The email address of the AgentMail managed inbox. The app sends and receives from this address. Must match an inbox configured in your AgentMail account.</w:t>
+            </w:r>
+          </w:p>
+        </w:tc>
+        <w:tc>
+          <w:tcPr>
+            <w:tcW w:type="dxa" w:w="1994"/>
+          </w:tcPr>
+          <w:p>
+            <w:r>
+              <w:rPr>
+                <w:sz w:val="16"/>
+              </w:rPr>
+              <w:t>Email address. Example: fslapp@agentmail.to  or  dispatch@your-inbox.agentmail.to</w:t>
+            </w:r>
+          </w:p>
+        </w:tc>
+        <w:tc>
+          <w:tcPr>
+            <w:tcW w:type="dxa" w:w="1994"/>
+          </w:tcPr>
+          <w:p>
+            <w:r>
+              <w:rPr>
+                <w:sz w:val="16"/>
+              </w:rPr>
+              <w:t>Log in to: https://agentmail.to/settings → Inboxes section → copy the inbox email address. This is the address that was created when you set up the AgentMail account.</w:t>
+            </w:r>
+          </w:p>
+        </w:tc>
+      </w:tr>
+    </w:tbl>
+    <w:p/>
+    <w:p>
+      <w:r>
+        <w:br w:type="page"/>
+      </w:r>
+    </w:p>
+    <w:p>
+      <w:pPr>
+        <w:pStyle w:val="Heading1"/>
+        <w:jc w:val="left"/>
+      </w:pPr>
+      <w:r>
+        <w:t>5. Managed Identity — Passwordless Database Auth</w:t>
+      </w:r>
+    </w:p>
+    <w:p>
+      <w:r>
+        <w:rPr>
+          <w:sz w:val="22"/>
+        </w:rPr>
+        <w:t>FSLAPP authenticates to PostgreSQL using Azure Entra Managed Identity. No password is stored anywhere — the App Service automatically gets a short-lived token from Azure. This identity is tied to the App Service and cannot be stolen.</w:t>
       </w:r>
     </w:p>
     <w:p>
@@ -2344,7 +4610,7 @@
         <w:jc w:val="left"/>
       </w:pPr>
       <w:r>
-        <w:t>4.1  View the Managed Identity</w:t>
+        <w:t>5.1  View the Managed Identity</w:t>
       </w:r>
     </w:p>
     <w:p>
@@ -2374,7 +4640,7 @@
         <w:rPr>
           <w:sz w:val="22"/>
         </w:rPr>
-        <w:t>System assigned tab: Status = On  (must remain On for DB auth to work)</w:t>
+        <w:t>System assigned tab: Status = On  (must stay On — if turned Off, all DB connections fail)</w:t>
       </w:r>
     </w:p>
     <w:p>
@@ -2385,7 +4651,18 @@
         <w:rPr>
           <w:sz w:val="22"/>
         </w:rPr>
-        <w:t>Object (principal) ID: f87f0046-3632-4b0e-bdc8-acd7a42cf5da  — use this when granting new DB access</w:t>
+        <w:t>Object (principal) ID: f87f0046-3632-4b0e-bdc8-acd7a42cf5da</w:t>
+      </w:r>
+    </w:p>
+    <w:p>
+      <w:pPr>
+        <w:pStyle w:val="ListNumber"/>
+      </w:pPr>
+      <w:r>
+        <w:rPr>
+          <w:sz w:val="22"/>
+        </w:rPr>
+        <w:t>This ID is what Azure uses to grant DB access. Use it when registering in PostgreSQL.</w:t>
       </w:r>
     </w:p>
     <w:p>
@@ -2434,7 +4711,7 @@
           <w:color w:val="555555"/>
           <w:sz w:val="18"/>
         </w:rPr>
-        <w:t>Identity — System-assigned ON. Object ID identifies this app in Azure Entra. Status must stay ON or all DB connections will fail.</w:t>
+        <w:t>Identity — System-assigned ON. Object ID identifies this app in Azure Entra. Status must stay ON.</w:t>
       </w:r>
     </w:p>
     <w:p>
@@ -2443,7 +4720,7 @@
         <w:jc w:val="left"/>
       </w:pPr>
       <w:r>
-        <w:t>4.2  Add Managed Identity to PostgreSQL (one-time setup)</w:t>
+        <w:t>5.2  Add Managed Identity to PostgreSQL (one-time setup)</w:t>
       </w:r>
     </w:p>
     <w:p>
@@ -2453,7 +4730,7 @@
           <w:color w:val="FF8C00"/>
           <w:sz w:val="20"/>
         </w:rPr>
-        <w:t>⚠  Only run this when setting up a NEW app or after a re-create. Both fslapp-nyaaa and fslapp-nyaaa-dr are already configured.</w:t>
+        <w:t>⚠  Only run this when setting up a NEW app instance. fslapp-nyaaa and fslapp-nyaaa-dr are already configured.</w:t>
       </w:r>
     </w:p>
     <w:p>
@@ -2461,7 +4738,7 @@
         <w:rPr>
           <w:sz w:val="22"/>
         </w:rPr>
-        <w:t>Run from Azure Cloud Shell (portal.azure.com → Cloud Shell icon top-right) or any machine with az CLI and network access to PostgreSQL:</w:t>
+        <w:t>Run from Azure Cloud Shell (click the Cloud Shell icon in portal.azure.com top bar) or any machine with 'az' CLI installed:</w:t>
       </w:r>
     </w:p>
     <w:p>
@@ -2474,14 +4751,14 @@
           <w:color w:val="1A1A1A"/>
           <w:sz w:val="18"/>
         </w:rPr>
-        <w:t># 1. Get admin token (your Entra account must be Entra Admin on the PG server)</w:t>
+        <w:t># Step 1: Get your Entra admin token</w:t>
         <w:br/>
         <w:t>export PGPASSWORD=$(az account get-access-token \</w:t>
         <w:br/>
         <w:t xml:space="preserve">  --resource-type oss-rdbms --query accessToken -o tsv)</w:t>
         <w:br/>
         <w:br/>
-        <w:t># 2. Connect to PostgreSQL primary</w:t>
+        <w:t># Step 2: Connect to the PostgreSQL server (replace HOST with actual hostname)</w:t>
         <w:br/>
         <w:t>PGSSLMODE=require psql \</w:t>
         <w:br/>
@@ -2490,7 +4767,7 @@
         <w:t xml:space="preserve">  -U nlaaroubi@nyaaa.com -d fslapp</w:t>
         <w:br/>
         <w:br/>
-        <w:t>-- 3. Inside psql: register the managed identity and grant schema access</w:t>
+        <w:t>-- Step 3: Inside psql — register the managed identity</w:t>
         <w:br/>
         <w:t>SELECT * FROM pgaadauth_create_principal('fslapp-nyaaa', false, false);</w:t>
         <w:br/>
@@ -2499,6 +4776,8 @@
         <w:t>GRANT ALL ON SCHEMA core TO "fslapp-nyaaa";</w:t>
         <w:br/>
         <w:t>GRANT ALL ON SCHEMA optimizer TO "fslapp-nyaaa";</w:t>
+        <w:br/>
+        <w:t>GRANT ALL ON SCHEMA sales TO "fslapp-nyaaa";</w:t>
         <w:br/>
         <w:t>ALTER DEFAULT PRIVILEGES IN SCHEMA core</w:t>
         <w:br/>
@@ -2521,11 +4800,11 @@
     </w:p>
     <w:p>
       <w:pPr>
-        <w:pStyle w:val="Heading2"/>
+        <w:pStyle w:val="Heading1"/>
         <w:jc w:val="left"/>
       </w:pPr>
       <w:r>
-        <w:t>5. Access Control — Who Can Admin the App</w:t>
+        <w:t>6. Access Control — Who Can Admin the App</w:t>
       </w:r>
     </w:p>
     <w:p>
@@ -2533,7 +4812,7 @@
         <w:rPr>
           <w:sz w:val="22"/>
         </w:rPr>
-        <w:t>Azure RBAC role assignments control who can manage the App Service from the portal. Owner/Contributor = full admin. Reader = view-only, cannot change settings.</w:t>
+        <w:t>Azure RBAC roles control who can manage the App Service from the portal. Owner or Contributor = full admin access. Reader = view-only, cannot change settings or restart.</w:t>
       </w:r>
     </w:p>
     <w:p>
@@ -2563,7 +4842,7 @@
         <w:rPr>
           <w:sz w:val="22"/>
         </w:rPr>
-        <w:t>Role assignments tab: see current users and their roles</w:t>
+        <w:t>Role assignments tab → see all current users and their roles.</w:t>
       </w:r>
     </w:p>
     <w:p>
@@ -2574,7 +4853,7 @@
         <w:rPr>
           <w:sz w:val="22"/>
         </w:rPr>
-        <w:t>To add: + Add → Add role assignment → choose role → choose user → Review + assign</w:t>
+        <w:t>To ADD a user: click + Add → Add role assignment → pick role → pick user → Review + assign</w:t>
       </w:r>
     </w:p>
     <w:p>
@@ -2585,7 +4864,17 @@
         <w:rPr>
           <w:sz w:val="22"/>
         </w:rPr>
-        <w:t>To remove: check the box next to a user → Delete</w:t>
+        <w:t>To REMOVE a user: check their row → click Delete</w:t>
+      </w:r>
+    </w:p>
+    <w:p>
+      <w:r>
+        <w:rPr>
+          <w:b/>
+          <w:color w:val="FF8C00"/>
+          <w:sz w:val="20"/>
+        </w:rPr>
+        <w:t>⚠  Only grant Owner/Contributor to people who need full admin. Use Reader for view-only access.</w:t>
       </w:r>
     </w:p>
     <w:p>
@@ -2634,7 +4923,7 @@
           <w:color w:val="555555"/>
           <w:sz w:val="18"/>
         </w:rPr>
-        <w:t>Access Control (IAM) — Grant access, view role assignments, check access for any user/identity</w:t>
+        <w:t>Access Control (IAM) — Role assignments. Grant Contributor for admin access, Reader for view-only.</w:t>
       </w:r>
     </w:p>
     <w:p>
@@ -2648,7 +4937,7 @@
         <w:jc w:val="left"/>
       </w:pPr>
       <w:r>
-        <w:t>6. PostgreSQL Admin</w:t>
+        <w:t>7. PostgreSQL Admin</w:t>
       </w:r>
     </w:p>
     <w:p>
@@ -2656,7 +4945,7 @@
         <w:rPr>
           <w:sz w:val="22"/>
         </w:rPr>
-        <w:t>fslapp-pg is the shared PostgreSQL 16 server hosting schemas: core (WO/SA data), optimizer (scheduling), sales (SalesPulse). Auth uses Azure Entra — no static passwords. SSL required on all connections.</w:t>
+        <w:t>fslapp-pg is the PostgreSQL 16 server hosting all app schemas: core (Work Orders, SAs, dispatch data), optimizer (scheduling), sales (SalesPulse). Auth is Azure Entra — no static passwords. SSL is required on all connections.</w:t>
       </w:r>
     </w:p>
     <w:p>
@@ -2665,7 +4954,7 @@
         <w:jc w:val="left"/>
       </w:pPr>
       <w:r>
-        <w:t>6.1  PostgreSQL Overview and Status</w:t>
+        <w:t>7.1  Check Database Status</w:t>
       </w:r>
     </w:p>
     <w:p>
@@ -2714,7 +5003,7 @@
         <w:rPr>
           <w:sz w:val="22"/>
         </w:rPr>
-        <w:t>Status = Ready (green). If Starting or Unavailable — wait 2 min then Restart</w:t>
+        <w:t>Status = Ready (green). If 'Starting' or 'Unavailable' — wait 2 minutes, then Restart from the portal.</w:t>
       </w:r>
     </w:p>
     <w:p>
@@ -2725,7 +5014,7 @@
         <w:rPr>
           <w:sz w:val="22"/>
         </w:rPr>
-        <w:t>Endpoint: fslapp-pg.postgres.database.azure.com  — this is the hostname for all connections</w:t>
+        <w:t>Server name (endpoint): fslapp-pg.postgres.database.azure.com  — this is FSLAPP_PG_HOST</w:t>
       </w:r>
     </w:p>
     <w:p>
@@ -2736,7 +5025,7 @@
         <w:rPr>
           <w:sz w:val="22"/>
         </w:rPr>
-        <w:t>Config: Burstable B2s, 2 vCPU, 4 GiB RAM, 64 GiB storage, PG 16.13</w:t>
+        <w:t>Config: Burstable B2s, 2 vCPU, 4 GiB RAM, 64 GiB storage, PostgreSQL 16.13</w:t>
       </w:r>
     </w:p>
     <w:p>
@@ -2785,7 +5074,7 @@
           <w:color w:val="555555"/>
           <w:sz w:val="18"/>
         </w:rPr>
-        <w:t>PostgreSQL Overview — fslapp-pg: Status Ready, East US 2, PG 16.13, Burstable B2s, 64 GiB</w:t>
+        <w:t>PostgreSQL Overview — fslapp-pg: Status Ready, East US 2, PG 16.13, B2s, 64 GiB</w:t>
       </w:r>
     </w:p>
     <w:p>
@@ -2794,7 +5083,7 @@
         <w:jc w:val="left"/>
       </w:pPr>
       <w:r>
-        <w:t>6.2  Firewall Rules — Add Your IP for Admin Access</w:t>
+        <w:t>7.2  Firewall Rules — Add Your IP for Admin Access</w:t>
       </w:r>
     </w:p>
     <w:p>
@@ -2804,7 +5093,7 @@
           <w:color w:val="FF8C00"/>
           <w:sz w:val="20"/>
         </w:rPr>
-        <w:t>⚠  Remove your IP from the firewall when done. Do not leave personal IPs permanently.</w:t>
+        <w:t>⚠  Remove your IP from the firewall when done. Never leave personal IPs permanently open.</w:t>
       </w:r>
     </w:p>
     <w:p>
@@ -2864,7 +5153,7 @@
         <w:rPr>
           <w:sz w:val="22"/>
         </w:rPr>
-        <w:t>Or enter a custom IP range (e.g., office subnet) under Firewall rule name</w:t>
+        <w:t>Or enter a custom IP range under 'Firewall rule name'</w:t>
       </w:r>
     </w:p>
     <w:p>
@@ -2924,7 +5213,7 @@
           <w:color w:val="555555"/>
           <w:sz w:val="18"/>
         </w:rPr>
-        <w:t>Networking — Firewall rules. Add your IP here to connect from a laptop. Remove afterwards.</w:t>
+        <w:t>Networking — Firewall rules. Add IP to connect from laptop. Remove when done.</w:t>
       </w:r>
     </w:p>
     <w:p>
@@ -2933,7 +5222,7 @@
         <w:jc w:val="left"/>
       </w:pPr>
       <w:r>
-        <w:t>6.3  Connect to PostgreSQL (Admin)</w:t>
+        <w:t>7.3  Connect to PostgreSQL Manually (Admin)</w:t>
       </w:r>
     </w:p>
     <w:p>
@@ -2941,7 +5230,7 @@
         <w:rPr>
           <w:sz w:val="22"/>
         </w:rPr>
-        <w:t>Use your Entra credentials — no postgres password needed. First add your IP to the firewall (see 6.2), then:</w:t>
+        <w:t>Add your IP to the firewall first (7.2), then:</w:t>
       </w:r>
     </w:p>
     <w:p>
@@ -2954,7 +5243,7 @@
           <w:color w:val="1A1A1A"/>
           <w:sz w:val="18"/>
         </w:rPr>
-        <w:t># Get your Entra access token</w:t>
+        <w:t># Get your Entra access token (requires Azure CLI logged in)</w:t>
         <w:br/>
         <w:t>export PGPASSWORD=$(az account get-access-token \</w:t>
         <w:br/>
@@ -2979,15 +5268,15 @@
         <w:t xml:space="preserve">  -U nlaaroubi@nyaaa.com -d fslapp</w:t>
         <w:br/>
         <w:br/>
-        <w:t>-- Useful psql commands:</w:t>
+        <w:t>-- Useful queries after connecting:</w:t>
         <w:br/>
-        <w:t>\dn                          -- list schemas</w:t>
+        <w:t>\dn                                    -- list schemas (core, optimizer, sales)</w:t>
         <w:br/>
-        <w:t>\dt core.*                   -- list tables in core schema</w:t>
+        <w:t>\dt core.*                             -- list tables in core schema</w:t>
         <w:br/>
-        <w:t>SELECT COUNT(*) FROM core.geo_zips;   -- check row counts</w:t>
+        <w:t>SELECT COUNT(*) FROM core.geo_zips;    -- check row counts</w:t>
         <w:br/>
-        <w:t>SELECT version();             -- confirm PG version</w:t>
+        <w:t>SELECT version();                       -- confirm PG 16</w:t>
       </w:r>
     </w:p>
     <w:p>
@@ -2996,7 +5285,7 @@
         <w:jc w:val="left"/>
       </w:pPr>
       <w:r>
-        <w:t>6.4  App Health Check (System Health Panel)</w:t>
+        <w:t>7.4  App Health Check (System Health Panel)</w:t>
       </w:r>
     </w:p>
     <w:p>
@@ -3004,7 +5293,7 @@
         <w:rPr>
           <w:sz w:val="22"/>
         </w:rPr>
-        <w:t>FSLAPP has a built-in health dashboard showing all service statuses. Check this before and after any change.</w:t>
+        <w:t>FSLAPP has a built-in health dashboard. Check it before and after any infrastructure change.</w:t>
       </w:r>
     </w:p>
     <w:p>
@@ -3051,7 +5340,7 @@
         <w:rPr>
           <w:sz w:val="22"/>
         </w:rPr>
-        <w:t>PostgreSQL row: shows primary DB connectivity and latency in ms</w:t>
+        <w:t>PostgreSQL row: primary DB connectivity + latency in ms</w:t>
       </w:r>
     </w:p>
     <w:p>
@@ -3062,7 +5351,7 @@
         <w:rPr>
           <w:sz w:val="22"/>
         </w:rPr>
-        <w:t>DR PostgreSQL row: shows DR DB connectivity (idle in normal mode)</w:t>
+        <w:t>DR PostgreSQL row: DR connectivity (idle in normal mode)</w:t>
       </w:r>
     </w:p>
     <w:p>
@@ -3073,7 +5362,7 @@
         <w:rPr>
           <w:sz w:val="22"/>
         </w:rPr>
-        <w:t>Masked API key values confirm which keys are configured without exposing secrets</w:t>
+        <w:t>Each API key section shows whether the key is configured (value masked for security)</w:t>
       </w:r>
     </w:p>
     <w:p>
@@ -3087,7 +5376,7 @@
         <w:jc w:val="left"/>
       </w:pPr>
       <w:r>
-        <w:t>7. DR Failover — Step-by-Step</w:t>
+        <w:t>8. DR Failover — Step-by-Step</w:t>
       </w:r>
     </w:p>
     <w:p>
@@ -3097,7 +5386,7 @@
           <w:color w:val="FF8C00"/>
           <w:sz w:val="20"/>
         </w:rPr>
-        <w:t>⚠  Full procedure with rollback in: DR_RUNBOOK.md and DR_RUNBOOK_FSLAPP.docx (same folder)</w:t>
+        <w:t>⚠  Full runbook with rollback in: DR_RUNBOOK.md and DR_RUNBOOK_FSLAPP.docx (same folder as this guide)</w:t>
       </w:r>
     </w:p>
     <w:p>
@@ -3114,7 +5403,7 @@
         <w:jc w:val="left"/>
       </w:pPr>
       <w:r>
-        <w:t>7.1  Activate DR App</w:t>
+        <w:t>8.1  Activate DR App</w:t>
       </w:r>
     </w:p>
     <w:p>
@@ -3175,7 +5464,7 @@
         <w:rPr>
           <w:sz w:val="22"/>
         </w:rPr>
-        <w:t xml:space="preserve">3. Change DR DB host: </w:t>
+        <w:t xml:space="preserve">3. Change DR env var: </w:t>
       </w:r>
       <w:r>
         <w:rPr>
@@ -3189,7 +5478,7 @@
         <w:rPr>
           <w:sz w:val="22"/>
         </w:rPr>
-        <w:t xml:space="preserve">  →  → FSLAPP_PG_HOST = fslapp-pg-dr.postgres.database.azure.com → Apply</w:t>
+        <w:t xml:space="preserve">  →  → set FSLAPP_PG_HOST = fslapp-pg-dr.postgres.database.azure.com → Apply</w:t>
       </w:r>
     </w:p>
     <w:p>
@@ -3214,7 +5503,7 @@
         <w:rPr>
           <w:sz w:val="22"/>
         </w:rPr>
-        <w:t xml:space="preserve">  →  — test a key page</w:t>
+        <w:t xml:space="preserve">  →  — test a key page loads</w:t>
       </w:r>
     </w:p>
     <w:p>
@@ -3236,7 +5525,7 @@
         <w:rPr>
           <w:sz w:val="22"/>
         </w:rPr>
-        <w:t>6. Notify team — both FSLAPP and SalesPulse share fslapp-pg-dr, coordinate</w:t>
+        <w:t>6. Notify team — SalesPulse also uses fslapp-pg-dr, coordinate before failover</w:t>
       </w:r>
     </w:p>
     <w:p>
@@ -3245,7 +5534,7 @@
         <w:jc w:val="left"/>
       </w:pPr>
       <w:r>
-        <w:t>7.2  Return to Primary (After Incident)</w:t>
+        <w:t>8.2  Return to Primary (After Incident)</w:t>
       </w:r>
     </w:p>
     <w:p>
@@ -3256,7 +5545,7 @@
         <w:rPr>
           <w:sz w:val="22"/>
         </w:rPr>
-        <w:t xml:space="preserve">1. Restore primary DB: </w:t>
+        <w:t xml:space="preserve">1. Confirm primary DB ready: </w:t>
       </w:r>
       <w:r>
         <w:rPr>
@@ -3270,7 +5559,7 @@
         <w:rPr>
           <w:sz w:val="22"/>
         </w:rPr>
-        <w:t xml:space="preserve">  →  → confirm Status = Ready</w:t>
+        <w:t xml:space="preserve">  →  → Status = Ready</w:t>
       </w:r>
     </w:p>
     <w:p>
@@ -3317,7 +5606,7 @@
         <w:rPr>
           <w:sz w:val="22"/>
         </w:rPr>
-        <w:t xml:space="preserve">4. Verify: </w:t>
+        <w:t xml:space="preserve">4. Verify primary: </w:t>
       </w:r>
       <w:r>
         <w:rPr>
@@ -3334,7 +5623,15 @@
         <w:jc w:val="left"/>
       </w:pPr>
       <w:r>
-        <w:t>8. External Service Admin Links</w:t>
+        <w:t>9. External Service Admin Links</w:t>
+      </w:r>
+    </w:p>
+    <w:p>
+      <w:r>
+        <w:rPr>
+          <w:sz w:val="22"/>
+        </w:rPr>
+        <w:t>Use these to rotate API keys, check usage, and manage accounts for external services.</w:t>
       </w:r>
     </w:p>
     <w:tbl>
@@ -3344,35 +5641,50 @@
         <w:tblLook w:firstColumn="1" w:firstRow="1" w:lastColumn="0" w:lastRow="0" w:noHBand="0" w:noVBand="1" w:val="04A0"/>
       </w:tblPr>
       <w:tblGrid>
-        <w:gridCol w:w="4703"/>
-        <w:gridCol w:w="4703"/>
+        <w:gridCol w:w="3324"/>
+        <w:gridCol w:w="3324"/>
+        <w:gridCol w:w="3324"/>
       </w:tblGrid>
       <w:tr>
         <w:tc>
           <w:tcPr>
-            <w:tcW w:type="dxa" w:w="4703"/>
+            <w:tcW w:type="dxa" w:w="3324"/>
           </w:tcPr>
           <w:p>
             <w:r>
               <w:rPr>
                 <w:b/>
-                <w:sz w:val="20"/>
+                <w:sz w:val="18"/>
               </w:rPr>
-              <w:t>Page</w:t>
+              <w:t>Service</w:t>
             </w:r>
           </w:p>
         </w:tc>
         <w:tc>
           <w:tcPr>
-            <w:tcW w:type="dxa" w:w="4703"/>
+            <w:tcW w:type="dxa" w:w="3324"/>
           </w:tcPr>
           <w:p>
             <w:r>
               <w:rPr>
                 <w:b/>
-                <w:sz w:val="20"/>
+                <w:sz w:val="18"/>
               </w:rPr>
-              <w:t>Exact Azure Portal URL</w:t>
+              <w:t>Purpose in FSLAPP</w:t>
+            </w:r>
+          </w:p>
+        </w:tc>
+        <w:tc>
+          <w:tcPr>
+            <w:tcW w:type="dxa" w:w="3324"/>
+          </w:tcPr>
+          <w:p>
+            <w:r>
+              <w:rPr>
+                <w:b/>
+                <w:sz w:val="18"/>
+              </w:rPr>
+              <w:t>Admin URL</w:t>
             </w:r>
           </w:p>
         </w:tc>
@@ -3380,48 +5692,33 @@
       <w:tr>
         <w:tc>
           <w:tcPr>
-            <w:tcW w:type="dxa" w:w="4703"/>
+            <w:tcW w:type="dxa" w:w="3324"/>
           </w:tcPr>
           <w:p>
             <w:r>
               <w:rPr>
                 <w:sz w:val="18"/>
               </w:rPr>
-              <w:t>Azure Portal (all resources)</w:t>
+              <w:t>Salesforce</w:t>
             </w:r>
           </w:p>
         </w:tc>
         <w:tc>
           <w:tcPr>
-            <w:tcW w:type="dxa" w:w="4703"/>
+            <w:tcW w:type="dxa" w:w="3324"/>
           </w:tcPr>
           <w:p>
             <w:r>
               <w:rPr>
                 <w:sz w:val="18"/>
               </w:rPr>
-              <w:t>https://portal.azure.com</w:t>
-            </w:r>
-          </w:p>
-        </w:tc>
-      </w:tr>
-      <w:tr>
-        <w:tc>
-          <w:tcPr>
-            <w:tcW w:type="dxa" w:w="4703"/>
-          </w:tcPr>
-          <w:p>
-            <w:r>
-              <w:rPr>
-                <w:sz w:val="18"/>
-              </w:rPr>
-              <w:t>Salesforce org</w:t>
+              <w:t>All dispatch, WO, SA, driver data</w:t>
             </w:r>
           </w:p>
         </w:tc>
         <w:tc>
           <w:tcPr>
-            <w:tcW w:type="dxa" w:w="4703"/>
+            <w:tcW w:type="dxa" w:w="3324"/>
           </w:tcPr>
           <w:p>
             <w:r>
@@ -3436,20 +5733,156 @@
       <w:tr>
         <w:tc>
           <w:tcPr>
-            <w:tcW w:type="dxa" w:w="4703"/>
+            <w:tcW w:type="dxa" w:w="3324"/>
           </w:tcPr>
           <w:p>
             <w:r>
               <w:rPr>
                 <w:sz w:val="18"/>
               </w:rPr>
-              <w:t>OpenAI — usage &amp; API keys</w:t>
+              <w:t>SF Setup → Apps</w:t>
             </w:r>
           </w:p>
         </w:tc>
         <w:tc>
           <w:tcPr>
-            <w:tcW w:type="dxa" w:w="4703"/>
+            <w:tcW w:type="dxa" w:w="3324"/>
+          </w:tcPr>
+          <w:p>
+            <w:r>
+              <w:rPr>
+                <w:sz w:val="18"/>
+              </w:rPr>
+              <w:t>Manage Connected App (OAuth creds)</w:t>
+            </w:r>
+          </w:p>
+        </w:tc>
+        <w:tc>
+          <w:tcPr>
+            <w:tcW w:type="dxa" w:w="3324"/>
+          </w:tcPr>
+          <w:p>
+            <w:r>
+              <w:rPr>
+                <w:sz w:val="18"/>
+              </w:rPr>
+              <w:t>https://aaawcny.lightning.force.com/lightning/setup/ConnectedApplication/home</w:t>
+            </w:r>
+          </w:p>
+        </w:tc>
+      </w:tr>
+      <w:tr>
+        <w:tc>
+          <w:tcPr>
+            <w:tcW w:type="dxa" w:w="3324"/>
+          </w:tcPr>
+          <w:p>
+            <w:r>
+              <w:rPr>
+                <w:sz w:val="18"/>
+              </w:rPr>
+              <w:t>SF Setup → Users</w:t>
+            </w:r>
+          </w:p>
+        </w:tc>
+        <w:tc>
+          <w:tcPr>
+            <w:tcW w:type="dxa" w:w="3324"/>
+          </w:tcPr>
+          <w:p>
+            <w:r>
+              <w:rPr>
+                <w:sz w:val="18"/>
+              </w:rPr>
+              <w:t>Manage API integration user</w:t>
+            </w:r>
+          </w:p>
+        </w:tc>
+        <w:tc>
+          <w:tcPr>
+            <w:tcW w:type="dxa" w:w="3324"/>
+          </w:tcPr>
+          <w:p>
+            <w:r>
+              <w:rPr>
+                <w:sz w:val="18"/>
+              </w:rPr>
+              <w:t>https://aaawcny.lightning.force.com/lightning/setup/ManageUsers/home</w:t>
+            </w:r>
+          </w:p>
+        </w:tc>
+      </w:tr>
+      <w:tr>
+        <w:tc>
+          <w:tcPr>
+            <w:tcW w:type="dxa" w:w="3324"/>
+          </w:tcPr>
+          <w:p>
+            <w:r>
+              <w:rPr>
+                <w:sz w:val="18"/>
+              </w:rPr>
+              <w:t>Anthropic</w:t>
+            </w:r>
+          </w:p>
+        </w:tc>
+        <w:tc>
+          <w:tcPr>
+            <w:tcW w:type="dxa" w:w="3324"/>
+          </w:tcPr>
+          <w:p>
+            <w:r>
+              <w:rPr>
+                <w:sz w:val="18"/>
+              </w:rPr>
+              <w:t>Claude Sonnet 4.6 (primary AI)</w:t>
+            </w:r>
+          </w:p>
+        </w:tc>
+        <w:tc>
+          <w:tcPr>
+            <w:tcW w:type="dxa" w:w="3324"/>
+          </w:tcPr>
+          <w:p>
+            <w:r>
+              <w:rPr>
+                <w:sz w:val="18"/>
+              </w:rPr>
+              <w:t>https://console.anthropic.com/settings/keys</w:t>
+            </w:r>
+          </w:p>
+        </w:tc>
+      </w:tr>
+      <w:tr>
+        <w:tc>
+          <w:tcPr>
+            <w:tcW w:type="dxa" w:w="3324"/>
+          </w:tcPr>
+          <w:p>
+            <w:r>
+              <w:rPr>
+                <w:sz w:val="18"/>
+              </w:rPr>
+              <w:t>OpenAI</w:t>
+            </w:r>
+          </w:p>
+        </w:tc>
+        <w:tc>
+          <w:tcPr>
+            <w:tcW w:type="dxa" w:w="3324"/>
+          </w:tcPr>
+          <w:p>
+            <w:r>
+              <w:rPr>
+                <w:sz w:val="18"/>
+              </w:rPr>
+              <w:t>GPT-4o (secondary AI)</w:t>
+            </w:r>
+          </w:p>
+        </w:tc>
+        <w:tc>
+          <w:tcPr>
+            <w:tcW w:type="dxa" w:w="3324"/>
           </w:tcPr>
           <w:p>
             <w:r>
@@ -3464,27 +5897,40 @@
       <w:tr>
         <w:tc>
           <w:tcPr>
-            <w:tcW w:type="dxa" w:w="4703"/>
+            <w:tcW w:type="dxa" w:w="3324"/>
           </w:tcPr>
           <w:p>
             <w:r>
               <w:rPr>
                 <w:sz w:val="18"/>
               </w:rPr>
-              <w:t>Anthropic — Claude API keys</w:t>
+              <w:t>Google AI Studio</w:t>
             </w:r>
           </w:p>
         </w:tc>
         <w:tc>
           <w:tcPr>
-            <w:tcW w:type="dxa" w:w="4703"/>
+            <w:tcW w:type="dxa" w:w="3324"/>
           </w:tcPr>
           <w:p>
             <w:r>
               <w:rPr>
                 <w:sz w:val="18"/>
               </w:rPr>
-              <w:t>https://console.anthropic.com/account/keys</w:t>
+              <w:t>Gemini (third AI option)</w:t>
+            </w:r>
+          </w:p>
+        </w:tc>
+        <w:tc>
+          <w:tcPr>
+            <w:tcW w:type="dxa" w:w="3324"/>
+          </w:tcPr>
+          <w:p>
+            <w:r>
+              <w:rPr>
+                <w:sz w:val="18"/>
+              </w:rPr>
+              <w:t>https://aistudio.google.com/app/apikey</w:t>
             </w:r>
           </w:p>
         </w:tc>
@@ -3492,48 +5938,33 @@
       <w:tr>
         <w:tc>
           <w:tcPr>
-            <w:tcW w:type="dxa" w:w="4703"/>
+            <w:tcW w:type="dxa" w:w="3324"/>
           </w:tcPr>
           <w:p>
             <w:r>
               <w:rPr>
                 <w:sz w:val="18"/>
               </w:rPr>
-              <w:t>Google AI Studio — Gemini keys</w:t>
+              <w:t>Google Cloud</w:t>
             </w:r>
           </w:p>
         </w:tc>
         <w:tc>
           <w:tcPr>
-            <w:tcW w:type="dxa" w:w="4703"/>
+            <w:tcW w:type="dxa" w:w="3324"/>
           </w:tcPr>
           <w:p>
             <w:r>
               <w:rPr>
                 <w:sz w:val="18"/>
               </w:rPr>
-              <w:t>https://aistudio.google.com/apikey</w:t>
-            </w:r>
-          </w:p>
-        </w:tc>
-      </w:tr>
-      <w:tr>
-        <w:tc>
-          <w:tcPr>
-            <w:tcW w:type="dxa" w:w="4703"/>
-          </w:tcPr>
-          <w:p>
-            <w:r>
-              <w:rPr>
-                <w:sz w:val="18"/>
-              </w:rPr>
-              <w:t>Google Cloud Console — Maps API</w:t>
+              <w:t>Maps API — geocoding, ETA, dispatch map</w:t>
             </w:r>
           </w:p>
         </w:tc>
         <w:tc>
           <w:tcPr>
-            <w:tcW w:type="dxa" w:w="4703"/>
+            <w:tcW w:type="dxa" w:w="3324"/>
           </w:tcPr>
           <w:p>
             <w:r>
@@ -3548,27 +5979,40 @@
       <w:tr>
         <w:tc>
           <w:tcPr>
-            <w:tcW w:type="dxa" w:w="4703"/>
+            <w:tcW w:type="dxa" w:w="3324"/>
           </w:tcPr>
           <w:p>
             <w:r>
               <w:rPr>
                 <w:sz w:val="18"/>
               </w:rPr>
-              <w:t>GitHub repo — FSLDashboard</w:t>
+              <w:t>GitHub</w:t>
             </w:r>
           </w:p>
         </w:tc>
         <w:tc>
           <w:tcPr>
-            <w:tcW w:type="dxa" w:w="4703"/>
+            <w:tcW w:type="dxa" w:w="3324"/>
           </w:tcPr>
           <w:p>
             <w:r>
               <w:rPr>
                 <w:sz w:val="18"/>
               </w:rPr>
-              <w:t>https://github.com/nlaarh/FSLDashboard</w:t>
+              <w:t>Code repo, deployment source</w:t>
+            </w:r>
+          </w:p>
+        </w:tc>
+        <w:tc>
+          <w:tcPr>
+            <w:tcW w:type="dxa" w:w="3324"/>
+          </w:tcPr>
+          <w:p>
+            <w:r>
+              <w:rPr>
+                <w:sz w:val="18"/>
+              </w:rPr>
+              <w:t>https://github.com/settings/tokens</w:t>
             </w:r>
           </w:p>
         </w:tc>
@@ -3576,27 +6020,40 @@
       <w:tr>
         <w:tc>
           <w:tcPr>
-            <w:tcW w:type="dxa" w:w="4703"/>
+            <w:tcW w:type="dxa" w:w="3324"/>
           </w:tcPr>
           <w:p>
             <w:r>
               <w:rPr>
                 <w:sz w:val="18"/>
               </w:rPr>
-              <w:t>AgentMail — inbox &amp; API</w:t>
+              <w:t>AgentMail</w:t>
             </w:r>
           </w:p>
         </w:tc>
         <w:tc>
           <w:tcPr>
-            <w:tcW w:type="dxa" w:w="4703"/>
+            <w:tcW w:type="dxa" w:w="3324"/>
           </w:tcPr>
           <w:p>
             <w:r>
               <w:rPr>
                 <w:sz w:val="18"/>
               </w:rPr>
-              <w:t>https://agentmail.to</w:t>
+              <w:t>Email agent inbox management</w:t>
+            </w:r>
+          </w:p>
+        </w:tc>
+        <w:tc>
+          <w:tcPr>
+            <w:tcW w:type="dxa" w:w="3324"/>
+          </w:tcPr>
+          <w:p>
+            <w:r>
+              <w:rPr>
+                <w:sz w:val="18"/>
+              </w:rPr>
+              <w:t>https://agentmail.to/settings</w:t>
             </w:r>
           </w:p>
         </w:tc>
@@ -3604,7 +6061,7 @@
     </w:tbl>
     <w:sectPr>
       <w:pgSz w:w="12240" w:h="15840"/>
-      <w:pgMar w:top="1134" w:right="1417" w:bottom="1134" w:left="1417" w:header="720" w:footer="720" w:gutter="0"/>
+      <w:pgMar w:top="1134" w:right="1134" w:bottom="1134" w:left="1134" w:header="720" w:footer="720" w:gutter="0"/>
       <w:cols w:space="720"/>
       <w:docGrid w:linePitch="360"/>
     </w:sectPr>
